--- a/tests/trials.docx
+++ b/tests/trials.docx
@@ -1,11 +1,1387 @@
 
 <file path=word/document.xml><?xml version="1.0" encoding="utf-8"?>
-<w:document xmlns:wpc="http://schemas.microsoft.com/office/word/2010/wordprocessingCanvas" xmlns:cx="http://schemas.microsoft.com/office/drawing/2014/chartex" xmlns:cx1="http://schemas.microsoft.com/office/drawing/2015/9/8/chartex" xmlns:cx2="http://schemas.microsoft.com/office/drawing/2015/10/21/chartex" xmlns:cx3="http://schemas.microsoft.com/office/drawing/2016/5/9/chartex" xmlns:cx4="http://schemas.microsoft.com/office/drawing/2016/5/10/chartex" xmlns:cx5="http://schemas.microsoft.com/office/drawing/2016/5/11/chartex" xmlns:cx6="http://schemas.microsoft.com/office/drawing/2016/5/12/chartex" xmlns:cx7="http://schemas.microsoft.com/office/drawing/2016/5/13/chartex" xmlns:cx8="http://schemas.microsoft.com/office/drawing/2016/5/14/chartex" xmlns:mc="http://schemas.openxmlformats.org/markup-compatibility/2006" xmlns:aink="http://schemas.microsoft.com/office/drawing/2016/ink" xmlns:am3d="http://schemas.microsoft.com/office/drawing/2017/model3d" xmlns:o="urn:schemas-microsoft-com:office:office" xmlns:oel="http://schemas.microsoft.com/office/2019/extlst" xmlns:r="http://schemas.openxmlformats.org/officeDocument/2006/relationships" xmlns:m="http://schemas.openxmlformats.org/officeDocument/2006/math" xmlns:v="urn:schemas-microsoft-com:vml" xmlns:wp14="http://schemas.microsoft.com/office/word/2010/wordprocessingDrawing" xmlns:wp="http://schemas.openxmlformats.org/drawingml/2006/wordprocessingDrawing" xmlns:w10="urn:schemas-microsoft-com:office:word" xmlns:w="http://schemas.openxmlformats.org/wordprocessingml/2006/main" xmlns:w14="http://schemas.microsoft.com/office/word/2010/wordml" xmlns:w15="http://schemas.microsoft.com/office/word/2012/wordml" xmlns:w16cei="http://schemas.microsoft.com/office/word/2026/wordml/cei" xmlns:w16cex="http://schemas.microsoft.com/office/word/2018/wordml/cex" xmlns:w16cid="http://schemas.microsoft.com/office/word/2016/wordml/cid" xmlns:w16="http://schemas.microsoft.com/office/word/2018/wordml" xmlns:w16du="http://schemas.microsoft.com/office/word/2023/wordml/word16du" xmlns:w16sdtdh="http://schemas.microsoft.com/office/word/2020/wordml/sdtdatahash" xmlns:w16sdtfl="http://schemas.microsoft.com/office/word/2024/wordml/sdtformatlock" xmlns:w16se="http://schemas.microsoft.com/office/word/2015/wordml/symex" xmlns:wpg="http://schemas.microsoft.com/office/word/2010/wordprocessingGroup" xmlns:wpi="http://schemas.microsoft.com/office/word/2010/wordprocessingInk" xmlns:wne="http://schemas.microsoft.com/office/word/2006/wordml" xmlns:wps="http://schemas.microsoft.com/office/word/2010/wordprocessingShape" mc:Ignorable="w14 w15 w16se w16cid w16 w16cex w16sdtdh w16sdtfl w16du wp14">
+<w:document xmlns:wpc="http://schemas.microsoft.com/office/word/2010/wordprocessingCanvas" xmlns:cx="http://schemas.microsoft.com/office/drawing/2014/chartex" xmlns:cx1="http://schemas.microsoft.com/office/drawing/2015/9/8/chartex" xmlns:cx2="http://schemas.microsoft.com/office/drawing/2015/10/21/chartex" xmlns:cx3="http://schemas.microsoft.com/office/drawing/2016/5/9/chartex" xmlns:cx4="http://schemas.microsoft.com/office/drawing/2016/5/10/chartex" xmlns:cx5="http://schemas.microsoft.com/office/drawing/2016/5/11/chartex" xmlns:cx6="http://schemas.microsoft.com/office/drawing/2016/5/12/chartex" xmlns:cx7="http://schemas.microsoft.com/office/drawing/2016/5/13/chartex" xmlns:cx8="http://schemas.microsoft.com/office/drawing/2016/5/14/chartex" xmlns:mc="http://schemas.openxmlformats.org/markup-compatibility/2006" xmlns:aink="http://schemas.microsoft.com/office/drawing/2016/ink" xmlns:am3d="http://schemas.microsoft.com/office/drawing/2017/model3d" xmlns:o="urn:schemas-microsoft-com:office:office" xmlns:oel="http://schemas.microsoft.com/office/2019/extlst" xmlns:r="http://schemas.openxmlformats.org/officeDocument/2006/relationships" xmlns:m="http://schemas.openxmlformats.org/officeDocument/2006/math" xmlns:v="urn:schemas-microsoft-com:vml" xmlns:wp14="http://schemas.microsoft.com/office/word/2010/wordprocessingDrawing" xmlns:wp="http://schemas.openxmlformats.org/drawingml/2006/wordprocessingDrawing" xmlns:w10="urn:schemas-microsoft-com:office:word" xmlns:w="http://schemas.openxmlformats.org/wordprocessingml/2006/main" xmlns:w14="http://schemas.microsoft.com/office/word/2010/wordml" xmlns:w15="http://schemas.microsoft.com/office/word/2012/wordml" xmlns:w16cex="http://schemas.microsoft.com/office/word/2018/wordml/cex" xmlns:w16cid="http://schemas.microsoft.com/office/word/2016/wordml/cid" xmlns:w16="http://schemas.microsoft.com/office/word/2018/wordml" xmlns:w16du="http://schemas.microsoft.com/office/word/2023/wordml/word16du" xmlns:w16sdtdh="http://schemas.microsoft.com/office/word/2020/wordml/sdtdatahash" xmlns:w16sdtfl="http://schemas.microsoft.com/office/word/2024/wordml/sdtformatlock" xmlns:w16se="http://schemas.microsoft.com/office/word/2015/wordml/symex" xmlns:wpg="http://schemas.microsoft.com/office/word/2010/wordprocessingGroup" xmlns:wpi="http://schemas.microsoft.com/office/word/2010/wordprocessingInk" xmlns:wne="http://schemas.microsoft.com/office/word/2006/wordml" xmlns:wps="http://schemas.microsoft.com/office/word/2010/wordprocessingShape" mc:Ignorable="w14 w15 w16se w16cid w16 w16cex w16sdtdh w16sdtfl w16du wp14">
   <w:body>
+    <w:p>
+      <w:pPr>
+        <w:rPr>
+          <w:sz w:val="56"/>
+          <w:szCs w:val="56"/>
+        </w:rPr>
+      </w:pPr>
+      <w:r>
+        <w:rPr>
+          <w:sz w:val="56"/>
+          <w:szCs w:val="56"/>
+        </w:rPr>
+        <w:t>Trialling</w:t>
+      </w:r>
+    </w:p>
+    <w:p>
+      <w:pPr>
+        <w:rPr>
+          <w:sz w:val="44"/>
+          <w:szCs w:val="44"/>
+        </w:rPr>
+      </w:pPr>
+      <w:r>
+        <w:rPr>
+          <w:sz w:val="44"/>
+          <w:szCs w:val="44"/>
+        </w:rPr>
+        <w:t>Round 1:</w:t>
+      </w:r>
+    </w:p>
+    <w:p>
+      <w:pPr>
+        <w:rPr>
+          <w:sz w:val="22"/>
+          <w:szCs w:val="22"/>
+        </w:rPr>
+      </w:pPr>
+      <w:r>
+        <w:rPr>
+          <w:sz w:val="22"/>
+          <w:szCs w:val="22"/>
+        </w:rPr>
+        <w:t xml:space="preserve">Link to google forms survey: </w:t>
+      </w:r>
+      <w:hyperlink r:id="rId4" w:anchor="responses" w:history="1">
+        <w:r>
+          <w:rPr>
+            <w:rStyle w:val="Hyperlink"/>
+            <w:sz w:val="22"/>
+            <w:szCs w:val="22"/>
+          </w:rPr>
+          <w:t>https://docs.google.com/forms/d/1SAPNeLwljfPPA6gYitBjd64ENY4TeYmP5xnpQxEFGjw/edit#responses</w:t>
+        </w:r>
+      </w:hyperlink>
+      <w:r>
+        <w:rPr>
+          <w:sz w:val="22"/>
+          <w:szCs w:val="22"/>
+        </w:rPr>
+        <w:t xml:space="preserve"> </w:t>
+      </w:r>
+    </w:p>
+    <w:p>
+      <w:pPr>
+        <w:rPr>
+          <w:sz w:val="22"/>
+          <w:szCs w:val="22"/>
+        </w:rPr>
+      </w:pPr>
+      <w:r>
+        <w:rPr>
+          <w:sz w:val="22"/>
+          <w:szCs w:val="22"/>
+        </w:rPr>
+        <w:t xml:space="preserve">In the first round of </w:t>
+      </w:r>
+      <w:r>
+        <w:rPr>
+          <w:sz w:val="22"/>
+          <w:szCs w:val="22"/>
+        </w:rPr>
+        <w:t>trialling,</w:t>
+      </w:r>
+      <w:r>
+        <w:rPr>
+          <w:sz w:val="22"/>
+          <w:szCs w:val="22"/>
+        </w:rPr>
+        <w:t xml:space="preserve"> I asked 4</w:t>
+      </w:r>
+      <w:r>
+        <w:rPr>
+          <w:sz w:val="22"/>
+          <w:szCs w:val="22"/>
+        </w:rPr>
+        <w:t xml:space="preserve"> male and female</w:t>
+      </w:r>
+      <w:r>
+        <w:rPr>
+          <w:sz w:val="22"/>
+          <w:szCs w:val="22"/>
+        </w:rPr>
+        <w:t xml:space="preserve"> </w:t>
+      </w:r>
+      <w:r>
+        <w:rPr>
+          <w:sz w:val="22"/>
+          <w:szCs w:val="22"/>
+        </w:rPr>
+        <w:t>English-speaking</w:t>
+      </w:r>
+      <w:r>
+        <w:rPr>
+          <w:sz w:val="22"/>
+          <w:szCs w:val="22"/>
+        </w:rPr>
+        <w:t xml:space="preserve"> students</w:t>
+      </w:r>
+      <w:r>
+        <w:rPr>
+          <w:sz w:val="22"/>
+          <w:szCs w:val="22"/>
+        </w:rPr>
+        <w:t xml:space="preserve"> (aged 16-20)</w:t>
+      </w:r>
+      <w:r>
+        <w:rPr>
+          <w:sz w:val="22"/>
+          <w:szCs w:val="22"/>
+        </w:rPr>
+        <w:t xml:space="preserve"> across New Zealand</w:t>
+      </w:r>
+      <w:r>
+        <w:rPr>
+          <w:sz w:val="22"/>
+          <w:szCs w:val="22"/>
+        </w:rPr>
+        <w:t xml:space="preserve"> their preferences on 4 </w:t>
+      </w:r>
+      <w:r>
+        <w:rPr>
+          <w:sz w:val="22"/>
+          <w:szCs w:val="22"/>
+        </w:rPr>
+        <w:t>elements</w:t>
+      </w:r>
+      <w:r>
+        <w:rPr>
+          <w:sz w:val="22"/>
+          <w:szCs w:val="22"/>
+        </w:rPr>
+        <w:t xml:space="preserve"> I wanted to trial. </w:t>
+      </w:r>
+      <w:r>
+        <w:rPr>
+          <w:sz w:val="22"/>
+          <w:szCs w:val="22"/>
+        </w:rPr>
+        <w:t xml:space="preserve">The 4 elements were text indents vs no indents, </w:t>
+      </w:r>
+      <w:r>
+        <w:rPr>
+          <w:sz w:val="22"/>
+          <w:szCs w:val="22"/>
+        </w:rPr>
+        <w:t>a line break between play explanations</w:t>
+      </w:r>
+      <w:r>
+        <w:rPr>
+          <w:sz w:val="22"/>
+          <w:szCs w:val="22"/>
+        </w:rPr>
+        <w:t xml:space="preserve"> vs no line break</w:t>
+      </w:r>
+      <w:r>
+        <w:rPr>
+          <w:sz w:val="22"/>
+          <w:szCs w:val="22"/>
+        </w:rPr>
+        <w:t>, smaller or larger images</w:t>
+      </w:r>
+      <w:r>
+        <w:rPr>
+          <w:sz w:val="22"/>
+          <w:szCs w:val="22"/>
+        </w:rPr>
+        <w:t xml:space="preserve"> and smaller or larger headings on mobile</w:t>
+      </w:r>
+      <w:r>
+        <w:rPr>
+          <w:sz w:val="22"/>
+          <w:szCs w:val="22"/>
+        </w:rPr>
+        <w:t xml:space="preserve"> devices</w:t>
+      </w:r>
+      <w:r>
+        <w:rPr>
+          <w:sz w:val="22"/>
+          <w:szCs w:val="22"/>
+        </w:rPr>
+        <w:t>.</w:t>
+      </w:r>
+    </w:p>
+    <w:p>
+      <w:pPr>
+        <w:rPr>
+          <w:sz w:val="32"/>
+          <w:szCs w:val="32"/>
+        </w:rPr>
+      </w:pPr>
+      <w:r>
+        <w:rPr>
+          <w:sz w:val="32"/>
+          <w:szCs w:val="32"/>
+        </w:rPr>
+        <w:t>Indents</w:t>
+      </w:r>
+    </w:p>
+    <w:p>
+      <w:pPr>
+        <w:rPr>
+          <w:sz w:val="22"/>
+          <w:szCs w:val="22"/>
+        </w:rPr>
+      </w:pPr>
+      <w:r>
+        <w:rPr>
+          <w:sz w:val="22"/>
+          <w:szCs w:val="22"/>
+        </w:rPr>
+        <w:t>The results of this test were completely equal.</w:t>
+      </w:r>
+      <w:r>
+        <w:rPr>
+          <w:sz w:val="22"/>
+          <w:szCs w:val="22"/>
+        </w:rPr>
+        <w:t xml:space="preserve"> 2 of the </w:t>
+      </w:r>
+      <w:r>
+        <w:rPr>
+          <w:sz w:val="22"/>
+          <w:szCs w:val="22"/>
+        </w:rPr>
+        <w:t xml:space="preserve">surveyors </w:t>
+      </w:r>
+      <w:r>
+        <w:rPr>
+          <w:sz w:val="22"/>
+          <w:szCs w:val="22"/>
+        </w:rPr>
+        <w:t xml:space="preserve">saying they preferred it with and 2 without. I decided to use my own </w:t>
+      </w:r>
+      <w:r>
+        <w:rPr>
+          <w:sz w:val="22"/>
+          <w:szCs w:val="22"/>
+        </w:rPr>
+        <w:t>discretion</w:t>
+      </w:r>
+      <w:r>
+        <w:rPr>
+          <w:sz w:val="22"/>
+          <w:szCs w:val="22"/>
+        </w:rPr>
+        <w:t xml:space="preserve"> because, in every case when I later </w:t>
+      </w:r>
+      <w:r>
+        <w:rPr>
+          <w:sz w:val="22"/>
+          <w:szCs w:val="22"/>
+        </w:rPr>
+        <w:t xml:space="preserve">asked </w:t>
+      </w:r>
+      <w:r>
+        <w:rPr>
+          <w:sz w:val="22"/>
+          <w:szCs w:val="22"/>
+        </w:rPr>
+        <w:t>the surveyors to</w:t>
+      </w:r>
+      <w:r>
+        <w:rPr>
+          <w:sz w:val="22"/>
+          <w:szCs w:val="22"/>
+        </w:rPr>
+        <w:t xml:space="preserve"> rate how important it was to them, the surveyors claimed that although they had their definitive preferences it was nothing significant enough for </w:t>
+      </w:r>
+      <w:r>
+        <w:rPr>
+          <w:sz w:val="22"/>
+          <w:szCs w:val="22"/>
+        </w:rPr>
+        <w:t>it to affect their usage of the website.</w:t>
+      </w:r>
+      <w:r>
+        <w:rPr>
+          <w:sz w:val="22"/>
+          <w:szCs w:val="22"/>
+        </w:rPr>
+        <w:t xml:space="preserve"> My original design did not include text indents but during the development process I added them because I wanted </w:t>
+      </w:r>
+      <w:r>
+        <w:rPr>
+          <w:sz w:val="22"/>
+          <w:szCs w:val="22"/>
+        </w:rPr>
+        <w:t xml:space="preserve">to make it as easy as possible </w:t>
+      </w:r>
+      <w:r>
+        <w:rPr>
+          <w:sz w:val="22"/>
+          <w:szCs w:val="22"/>
+        </w:rPr>
+        <w:t xml:space="preserve">to find the start of a paragraph. </w:t>
+      </w:r>
+      <w:r>
+        <w:rPr>
+          <w:sz w:val="22"/>
+          <w:szCs w:val="22"/>
+        </w:rPr>
+        <w:t xml:space="preserve">I decided therefore to keep the text indents as they can help users to </w:t>
+      </w:r>
+      <w:r>
+        <w:rPr>
+          <w:sz w:val="22"/>
+          <w:szCs w:val="22"/>
+        </w:rPr>
+        <w:t xml:space="preserve">quickly and easily find the start of a paragraph facilitating an easier environment for students to read the </w:t>
+      </w:r>
+      <w:r>
+        <w:rPr>
+          <w:sz w:val="22"/>
+          <w:szCs w:val="22"/>
+        </w:rPr>
+        <w:t>information required to learn about the Prisoner’s Dilemma.</w:t>
+      </w:r>
+    </w:p>
+    <w:p>
+      <w:pPr>
+        <w:rPr>
+          <w:sz w:val="32"/>
+          <w:szCs w:val="32"/>
+        </w:rPr>
+      </w:pPr>
+      <w:r>
+        <w:rPr>
+          <w:sz w:val="32"/>
+          <w:szCs w:val="32"/>
+        </w:rPr>
+        <w:t>Line Break</w:t>
+      </w:r>
+    </w:p>
+    <w:p>
+      <w:pPr>
+        <w:rPr>
+          <w:sz w:val="22"/>
+          <w:szCs w:val="22"/>
+        </w:rPr>
+      </w:pPr>
+      <w:r>
+        <w:rPr>
+          <w:sz w:val="22"/>
+          <w:szCs w:val="22"/>
+        </w:rPr>
+        <w:t xml:space="preserve">The </w:t>
+      </w:r>
+      <w:r>
+        <w:rPr>
+          <w:sz w:val="22"/>
+          <w:szCs w:val="22"/>
+        </w:rPr>
+        <w:t xml:space="preserve">overall preference of this </w:t>
+      </w:r>
+      <w:r>
+        <w:rPr>
+          <w:sz w:val="22"/>
+          <w:szCs w:val="22"/>
+        </w:rPr>
+        <w:t>trial</w:t>
+      </w:r>
+      <w:r>
+        <w:rPr>
+          <w:sz w:val="22"/>
+          <w:szCs w:val="22"/>
+        </w:rPr>
+        <w:t xml:space="preserve"> was to have a line break. 3 </w:t>
+      </w:r>
+      <w:r>
+        <w:rPr>
+          <w:sz w:val="22"/>
+          <w:szCs w:val="22"/>
+        </w:rPr>
+        <w:t>surveyors</w:t>
+      </w:r>
+      <w:r>
+        <w:rPr>
+          <w:sz w:val="22"/>
+          <w:szCs w:val="22"/>
+        </w:rPr>
+        <w:t xml:space="preserve"> agreed the line break was better than having no line break</w:t>
+      </w:r>
+      <w:r>
+        <w:rPr>
+          <w:sz w:val="22"/>
+          <w:szCs w:val="22"/>
+        </w:rPr>
+        <w:t xml:space="preserve"> because it allowed </w:t>
+      </w:r>
+      <w:r>
+        <w:rPr>
+          <w:sz w:val="22"/>
+          <w:szCs w:val="22"/>
+        </w:rPr>
+        <w:t>them to easier</w:t>
+      </w:r>
+      <w:r>
+        <w:rPr>
+          <w:sz w:val="22"/>
+          <w:szCs w:val="22"/>
+        </w:rPr>
+        <w:t xml:space="preserve"> separate the information. The 1 </w:t>
+      </w:r>
+      <w:r>
+        <w:rPr>
+          <w:sz w:val="22"/>
+          <w:szCs w:val="22"/>
+        </w:rPr>
+        <w:t>surveyor</w:t>
+      </w:r>
+      <w:r>
+        <w:rPr>
+          <w:sz w:val="22"/>
+          <w:szCs w:val="22"/>
+        </w:rPr>
+        <w:t xml:space="preserve"> who disagreed said</w:t>
+      </w:r>
+      <w:r>
+        <w:rPr>
+          <w:sz w:val="22"/>
+          <w:szCs w:val="22"/>
+        </w:rPr>
+        <w:t>, when later asked, that</w:t>
+      </w:r>
+      <w:r>
+        <w:rPr>
+          <w:sz w:val="22"/>
+          <w:szCs w:val="22"/>
+        </w:rPr>
+        <w:t xml:space="preserve"> it was a personal preference</w:t>
+      </w:r>
+      <w:r>
+        <w:rPr>
+          <w:sz w:val="22"/>
+          <w:szCs w:val="22"/>
+        </w:rPr>
+        <w:t>. From the result of the survey, I decided to listen to the end users’ considerations and add the line break to my website. Below is the before and after of what this change</w:t>
+      </w:r>
+      <w:r>
+        <w:rPr>
+          <w:sz w:val="22"/>
+          <w:szCs w:val="22"/>
+        </w:rPr>
+        <w:t xml:space="preserve"> looks like</w:t>
+      </w:r>
+      <w:r>
+        <w:rPr>
+          <w:sz w:val="22"/>
+          <w:szCs w:val="22"/>
+        </w:rPr>
+        <w:t>.</w:t>
+      </w:r>
+      <w:r>
+        <w:rPr>
+          <w:sz w:val="22"/>
+          <w:szCs w:val="22"/>
+        </w:rPr>
+        <w:t xml:space="preserve"> To make this change I added </w:t>
+      </w:r>
+      <w:r>
+        <w:rPr>
+          <w:sz w:val="22"/>
+          <w:szCs w:val="22"/>
+        </w:rPr>
+        <w:t>“</w:t>
+      </w:r>
+      <w:r>
+        <w:rPr>
+          <w:sz w:val="22"/>
+          <w:szCs w:val="22"/>
+        </w:rPr>
+        <w:t>&lt;br</w:t>
+      </w:r>
+      <w:r>
+        <w:rPr>
+          <w:sz w:val="22"/>
+          <w:szCs w:val="22"/>
+        </w:rPr>
+        <w:t xml:space="preserve"> /</w:t>
+      </w:r>
+      <w:r>
+        <w:rPr>
+          <w:sz w:val="22"/>
+          <w:szCs w:val="22"/>
+        </w:rPr>
+        <w:t>&gt;</w:t>
+      </w:r>
+      <w:r>
+        <w:rPr>
+          <w:sz w:val="22"/>
+          <w:szCs w:val="22"/>
+        </w:rPr>
+        <w:t>”</w:t>
+      </w:r>
+      <w:r>
+        <w:rPr>
+          <w:noProof/>
+          <w:sz w:val="22"/>
+          <w:szCs w:val="22"/>
+        </w:rPr>
+        <w:t xml:space="preserve"> </w:t>
+      </w:r>
+      <w:r>
+        <w:rPr>
+          <w:sz w:val="22"/>
+          <w:szCs w:val="22"/>
+        </w:rPr>
+        <w:t xml:space="preserve"> between the</w:t>
+      </w:r>
+      <w:r>
+        <w:rPr>
+          <w:sz w:val="22"/>
+          <w:szCs w:val="22"/>
+        </w:rPr>
+        <w:t xml:space="preserve"> sentences</w:t>
+      </w:r>
+      <w:r>
+        <w:rPr>
+          <w:sz w:val="22"/>
+          <w:szCs w:val="22"/>
+        </w:rPr>
+        <w:t>.</w:t>
+      </w:r>
+    </w:p>
+    <w:p>
+      <w:pPr>
+        <w:rPr>
+          <w:sz w:val="22"/>
+          <w:szCs w:val="22"/>
+        </w:rPr>
+      </w:pPr>
+      <w:r>
+        <w:rPr>
+          <w:noProof/>
+          <w:sz w:val="22"/>
+          <w:szCs w:val="22"/>
+        </w:rPr>
+        <w:drawing>
+          <wp:anchor distT="0" distB="0" distL="114300" distR="114300" simplePos="0" relativeHeight="251658240" behindDoc="0" locked="0" layoutInCell="1" allowOverlap="1" wp14:anchorId="3DB256D8" wp14:editId="47611743">
+            <wp:simplePos x="0" y="0"/>
+            <wp:positionH relativeFrom="margin">
+              <wp:posOffset>38100</wp:posOffset>
+            </wp:positionH>
+            <wp:positionV relativeFrom="page">
+              <wp:posOffset>7788275</wp:posOffset>
+            </wp:positionV>
+            <wp:extent cx="3082637" cy="1623555"/>
+            <wp:effectExtent l="0" t="0" r="3810" b="0"/>
+            <wp:wrapNone/>
+            <wp:docPr id="1655807675" name="Picture 1"/>
+            <wp:cNvGraphicFramePr>
+              <a:graphicFrameLocks xmlns:a="http://schemas.openxmlformats.org/drawingml/2006/main" noChangeAspect="1"/>
+            </wp:cNvGraphicFramePr>
+            <a:graphic xmlns:a="http://schemas.openxmlformats.org/drawingml/2006/main">
+              <a:graphicData uri="http://schemas.openxmlformats.org/drawingml/2006/picture">
+                <pic:pic xmlns:pic="http://schemas.openxmlformats.org/drawingml/2006/picture">
+                  <pic:nvPicPr>
+                    <pic:cNvPr id="1655807675" name=""/>
+                    <pic:cNvPicPr/>
+                  </pic:nvPicPr>
+                  <pic:blipFill>
+                    <a:blip r:embed="rId5" cstate="print">
+                      <a:extLst>
+                        <a:ext uri="{28A0092B-C50C-407E-A947-70E740481C1C}">
+                          <a14:useLocalDpi xmlns:a14="http://schemas.microsoft.com/office/drawing/2010/main" val="0"/>
+                        </a:ext>
+                      </a:extLst>
+                    </a:blip>
+                    <a:stretch>
+                      <a:fillRect/>
+                    </a:stretch>
+                  </pic:blipFill>
+                  <pic:spPr>
+                    <a:xfrm>
+                      <a:off x="0" y="0"/>
+                      <a:ext cx="3082637" cy="1623555"/>
+                    </a:xfrm>
+                    <a:prstGeom prst="rect">
+                      <a:avLst/>
+                    </a:prstGeom>
+                  </pic:spPr>
+                </pic:pic>
+              </a:graphicData>
+            </a:graphic>
+            <wp14:sizeRelH relativeFrom="margin">
+              <wp14:pctWidth>0</wp14:pctWidth>
+            </wp14:sizeRelH>
+            <wp14:sizeRelV relativeFrom="margin">
+              <wp14:pctHeight>0</wp14:pctHeight>
+            </wp14:sizeRelV>
+          </wp:anchor>
+        </w:drawing>
+      </w:r>
+      <w:r>
+        <w:rPr>
+          <w:sz w:val="22"/>
+          <w:szCs w:val="22"/>
+        </w:rPr>
+        <w:t>Original Version 1:                                                                               Changed:</w:t>
+      </w:r>
+    </w:p>
+    <w:p>
+      <w:pPr>
+        <w:rPr>
+          <w:sz w:val="22"/>
+          <w:szCs w:val="22"/>
+        </w:rPr>
+      </w:pPr>
+      <w:r>
+        <w:rPr>
+          <w:noProof/>
+          <w:sz w:val="22"/>
+          <w:szCs w:val="22"/>
+        </w:rPr>
+        <w:drawing>
+          <wp:anchor distT="0" distB="0" distL="114300" distR="114300" simplePos="0" relativeHeight="251659264" behindDoc="0" locked="0" layoutInCell="1" allowOverlap="1" wp14:anchorId="283B1D00" wp14:editId="36C4CC14">
+            <wp:simplePos x="0" y="0"/>
+            <wp:positionH relativeFrom="column">
+              <wp:posOffset>3401060</wp:posOffset>
+            </wp:positionH>
+            <wp:positionV relativeFrom="page">
+              <wp:posOffset>7844790</wp:posOffset>
+            </wp:positionV>
+            <wp:extent cx="2929823" cy="1655619"/>
+            <wp:effectExtent l="0" t="0" r="4445" b="1905"/>
+            <wp:wrapNone/>
+            <wp:docPr id="925723710" name="Picture 1"/>
+            <wp:cNvGraphicFramePr>
+              <a:graphicFrameLocks xmlns:a="http://schemas.openxmlformats.org/drawingml/2006/main" noChangeAspect="1"/>
+            </wp:cNvGraphicFramePr>
+            <a:graphic xmlns:a="http://schemas.openxmlformats.org/drawingml/2006/main">
+              <a:graphicData uri="http://schemas.openxmlformats.org/drawingml/2006/picture">
+                <pic:pic xmlns:pic="http://schemas.openxmlformats.org/drawingml/2006/picture">
+                  <pic:nvPicPr>
+                    <pic:cNvPr id="925723710" name=""/>
+                    <pic:cNvPicPr/>
+                  </pic:nvPicPr>
+                  <pic:blipFill>
+                    <a:blip r:embed="rId6" cstate="print">
+                      <a:extLst>
+                        <a:ext uri="{28A0092B-C50C-407E-A947-70E740481C1C}">
+                          <a14:useLocalDpi xmlns:a14="http://schemas.microsoft.com/office/drawing/2010/main" val="0"/>
+                        </a:ext>
+                      </a:extLst>
+                    </a:blip>
+                    <a:stretch>
+                      <a:fillRect/>
+                    </a:stretch>
+                  </pic:blipFill>
+                  <pic:spPr>
+                    <a:xfrm>
+                      <a:off x="0" y="0"/>
+                      <a:ext cx="2929823" cy="1655619"/>
+                    </a:xfrm>
+                    <a:prstGeom prst="rect">
+                      <a:avLst/>
+                    </a:prstGeom>
+                  </pic:spPr>
+                </pic:pic>
+              </a:graphicData>
+            </a:graphic>
+            <wp14:sizeRelH relativeFrom="margin">
+              <wp14:pctWidth>0</wp14:pctWidth>
+            </wp14:sizeRelH>
+            <wp14:sizeRelV relativeFrom="margin">
+              <wp14:pctHeight>0</wp14:pctHeight>
+            </wp14:sizeRelV>
+          </wp:anchor>
+        </w:drawing>
+      </w:r>
+    </w:p>
+    <w:p>
+      <w:pPr>
+        <w:rPr>
+          <w:sz w:val="22"/>
+          <w:szCs w:val="22"/>
+        </w:rPr>
+      </w:pPr>
+    </w:p>
+    <w:p>
+      <w:pPr>
+        <w:rPr>
+          <w:sz w:val="22"/>
+          <w:szCs w:val="22"/>
+        </w:rPr>
+      </w:pPr>
+    </w:p>
+    <w:p>
+      <w:pPr>
+        <w:rPr>
+          <w:sz w:val="22"/>
+          <w:szCs w:val="22"/>
+        </w:rPr>
+      </w:pPr>
+    </w:p>
+    <w:p>
+      <w:pPr>
+        <w:rPr>
+          <w:sz w:val="22"/>
+          <w:szCs w:val="22"/>
+        </w:rPr>
+      </w:pPr>
+    </w:p>
+    <w:p>
+      <w:pPr>
+        <w:rPr>
+          <w:sz w:val="22"/>
+          <w:szCs w:val="22"/>
+        </w:rPr>
+      </w:pPr>
+    </w:p>
+    <w:p>
+      <w:pPr>
+        <w:rPr>
+          <w:sz w:val="32"/>
+          <w:szCs w:val="32"/>
+        </w:rPr>
+      </w:pPr>
+      <w:r>
+        <w:rPr>
+          <w:sz w:val="32"/>
+          <w:szCs w:val="32"/>
+        </w:rPr>
+        <w:lastRenderedPageBreak/>
+        <w:t>Image Sizes</w:t>
+      </w:r>
+    </w:p>
+    <w:p>
+      <w:pPr>
+        <w:rPr>
+          <w:sz w:val="22"/>
+          <w:szCs w:val="22"/>
+        </w:rPr>
+      </w:pPr>
+      <w:r>
+        <w:rPr>
+          <w:sz w:val="22"/>
+          <w:szCs w:val="22"/>
+        </w:rPr>
+        <w:t>The overall preference</w:t>
+      </w:r>
+      <w:r>
+        <w:rPr>
+          <w:sz w:val="22"/>
+          <w:szCs w:val="22"/>
+        </w:rPr>
+        <w:t xml:space="preserve"> of this trial was to use larger image sizes. In this </w:t>
+      </w:r>
+      <w:r>
+        <w:rPr>
+          <w:sz w:val="22"/>
+          <w:szCs w:val="22"/>
+        </w:rPr>
+        <w:t>question there was 3 options: smaller images, larger images and somewhere in between. 2 of the surveyors want</w:t>
+      </w:r>
+      <w:r>
+        <w:rPr>
+          <w:sz w:val="22"/>
+          <w:szCs w:val="22"/>
+        </w:rPr>
+        <w:t xml:space="preserve">ed larger images, 1 surveyor wanted smaller images and the other surveyor picked somewhere in between. When later asked </w:t>
+      </w:r>
+      <w:r>
+        <w:rPr>
+          <w:sz w:val="22"/>
+          <w:szCs w:val="22"/>
+        </w:rPr>
+        <w:t>where in between they would like they said slightly smaller than the larger images. From these results I’ve decided to listen to the end users’</w:t>
+      </w:r>
+      <w:r>
+        <w:rPr>
+          <w:sz w:val="22"/>
+          <w:szCs w:val="22"/>
+        </w:rPr>
+        <w:t xml:space="preserve"> considerations and increase the image sizes (which were originally the small option) </w:t>
+      </w:r>
+      <w:r>
+        <w:rPr>
+          <w:sz w:val="22"/>
+          <w:szCs w:val="22"/>
+        </w:rPr>
+        <w:t xml:space="preserve">on non-mobile devices </w:t>
+      </w:r>
+      <w:r>
+        <w:rPr>
+          <w:sz w:val="22"/>
+          <w:szCs w:val="22"/>
+        </w:rPr>
+        <w:t>to the larger size</w:t>
+      </w:r>
+      <w:r>
+        <w:rPr>
+          <w:sz w:val="22"/>
+          <w:szCs w:val="22"/>
+        </w:rPr>
+        <w:t xml:space="preserve"> I depicted in the tests</w:t>
+      </w:r>
+      <w:r>
+        <w:rPr>
+          <w:sz w:val="22"/>
+          <w:szCs w:val="22"/>
+        </w:rPr>
+        <w:t>.</w:t>
+      </w:r>
+      <w:r>
+        <w:rPr>
+          <w:sz w:val="22"/>
+          <w:szCs w:val="22"/>
+        </w:rPr>
+        <w:t xml:space="preserve"> This change will make it easier for users to see the graphs and</w:t>
+      </w:r>
+      <w:r>
+        <w:rPr>
+          <w:sz w:val="22"/>
+          <w:szCs w:val="22"/>
+        </w:rPr>
+        <w:t xml:space="preserve"> images</w:t>
+      </w:r>
+      <w:r>
+        <w:rPr>
+          <w:sz w:val="22"/>
+          <w:szCs w:val="22"/>
+        </w:rPr>
+        <w:t xml:space="preserve"> and thereby learn</w:t>
+      </w:r>
+      <w:r>
+        <w:rPr>
+          <w:sz w:val="22"/>
+          <w:szCs w:val="22"/>
+        </w:rPr>
+        <w:t>.</w:t>
+      </w:r>
+      <w:r>
+        <w:rPr>
+          <w:sz w:val="22"/>
+          <w:szCs w:val="22"/>
+        </w:rPr>
+        <w:t xml:space="preserve"> </w:t>
+      </w:r>
+      <w:r>
+        <w:rPr>
+          <w:sz w:val="22"/>
+          <w:szCs w:val="22"/>
+        </w:rPr>
+        <w:t xml:space="preserve">Below is the before and after of what this change looks like. I altered the image </w:t>
+      </w:r>
+      <w:r>
+        <w:rPr>
+          <w:sz w:val="22"/>
+          <w:szCs w:val="22"/>
+        </w:rPr>
+        <w:t>height by changing it from</w:t>
+      </w:r>
+      <w:r>
+        <w:rPr>
+          <w:sz w:val="22"/>
+          <w:szCs w:val="22"/>
+        </w:rPr>
+        <w:t xml:space="preserve"> 300px to 400px.</w:t>
+      </w:r>
+    </w:p>
+    <w:p>
+      <w:pPr>
+        <w:rPr>
+          <w:sz w:val="22"/>
+          <w:szCs w:val="22"/>
+        </w:rPr>
+      </w:pPr>
+      <w:r>
+        <w:rPr>
+          <w:sz w:val="22"/>
+          <w:szCs w:val="22"/>
+        </w:rPr>
+        <w:t>Before:                                                                                                        After:</w:t>
+      </w:r>
+    </w:p>
+    <w:p>
+      <w:pPr>
+        <w:rPr>
+          <w:sz w:val="22"/>
+          <w:szCs w:val="22"/>
+        </w:rPr>
+      </w:pPr>
+      <w:r>
+        <w:rPr>
+          <w:sz w:val="22"/>
+          <w:szCs w:val="22"/>
+        </w:rPr>
+        <w:drawing>
+          <wp:anchor distT="0" distB="0" distL="114300" distR="114300" simplePos="0" relativeHeight="251661312" behindDoc="0" locked="0" layoutInCell="1" allowOverlap="1" wp14:anchorId="57C013B6" wp14:editId="47962128">
+            <wp:simplePos x="0" y="0"/>
+            <wp:positionH relativeFrom="column">
+              <wp:posOffset>3482975</wp:posOffset>
+            </wp:positionH>
+            <wp:positionV relativeFrom="page">
+              <wp:posOffset>3489960</wp:posOffset>
+            </wp:positionV>
+            <wp:extent cx="3207385" cy="1551940"/>
+            <wp:effectExtent l="0" t="0" r="0" b="0"/>
+            <wp:wrapNone/>
+            <wp:docPr id="789603488" name="Picture 1"/>
+            <wp:cNvGraphicFramePr>
+              <a:graphicFrameLocks xmlns:a="http://schemas.openxmlformats.org/drawingml/2006/main" noChangeAspect="1"/>
+            </wp:cNvGraphicFramePr>
+            <a:graphic xmlns:a="http://schemas.openxmlformats.org/drawingml/2006/main">
+              <a:graphicData uri="http://schemas.openxmlformats.org/drawingml/2006/picture">
+                <pic:pic xmlns:pic="http://schemas.openxmlformats.org/drawingml/2006/picture">
+                  <pic:nvPicPr>
+                    <pic:cNvPr id="789603488" name=""/>
+                    <pic:cNvPicPr/>
+                  </pic:nvPicPr>
+                  <pic:blipFill>
+                    <a:blip r:embed="rId7" cstate="print">
+                      <a:extLst>
+                        <a:ext uri="{28A0092B-C50C-407E-A947-70E740481C1C}">
+                          <a14:useLocalDpi xmlns:a14="http://schemas.microsoft.com/office/drawing/2010/main" val="0"/>
+                        </a:ext>
+                      </a:extLst>
+                    </a:blip>
+                    <a:stretch>
+                      <a:fillRect/>
+                    </a:stretch>
+                  </pic:blipFill>
+                  <pic:spPr>
+                    <a:xfrm>
+                      <a:off x="0" y="0"/>
+                      <a:ext cx="3207385" cy="1551940"/>
+                    </a:xfrm>
+                    <a:prstGeom prst="rect">
+                      <a:avLst/>
+                    </a:prstGeom>
+                  </pic:spPr>
+                </pic:pic>
+              </a:graphicData>
+            </a:graphic>
+          </wp:anchor>
+        </w:drawing>
+      </w:r>
+      <w:r>
+        <w:rPr>
+          <w:sz w:val="22"/>
+          <w:szCs w:val="22"/>
+        </w:rPr>
+        <w:drawing>
+          <wp:anchor distT="0" distB="0" distL="114300" distR="114300" simplePos="0" relativeHeight="251660288" behindDoc="0" locked="0" layoutInCell="1" allowOverlap="1" wp14:anchorId="24A8A0F1" wp14:editId="588A06DB">
+            <wp:simplePos x="0" y="0"/>
+            <wp:positionH relativeFrom="margin">
+              <wp:align>left</wp:align>
+            </wp:positionH>
+            <wp:positionV relativeFrom="page">
+              <wp:posOffset>3489960</wp:posOffset>
+            </wp:positionV>
+            <wp:extent cx="3215640" cy="1560928"/>
+            <wp:effectExtent l="0" t="0" r="3810" b="1270"/>
+            <wp:wrapNone/>
+            <wp:docPr id="804387364" name="Picture 1"/>
+            <wp:cNvGraphicFramePr>
+              <a:graphicFrameLocks xmlns:a="http://schemas.openxmlformats.org/drawingml/2006/main" noChangeAspect="1"/>
+            </wp:cNvGraphicFramePr>
+            <a:graphic xmlns:a="http://schemas.openxmlformats.org/drawingml/2006/main">
+              <a:graphicData uri="http://schemas.openxmlformats.org/drawingml/2006/picture">
+                <pic:pic xmlns:pic="http://schemas.openxmlformats.org/drawingml/2006/picture">
+                  <pic:nvPicPr>
+                    <pic:cNvPr id="804387364" name=""/>
+                    <pic:cNvPicPr/>
+                  </pic:nvPicPr>
+                  <pic:blipFill>
+                    <a:blip r:embed="rId8" cstate="print">
+                      <a:extLst>
+                        <a:ext uri="{28A0092B-C50C-407E-A947-70E740481C1C}">
+                          <a14:useLocalDpi xmlns:a14="http://schemas.microsoft.com/office/drawing/2010/main" val="0"/>
+                        </a:ext>
+                      </a:extLst>
+                    </a:blip>
+                    <a:stretch>
+                      <a:fillRect/>
+                    </a:stretch>
+                  </pic:blipFill>
+                  <pic:spPr>
+                    <a:xfrm>
+                      <a:off x="0" y="0"/>
+                      <a:ext cx="3215640" cy="1560928"/>
+                    </a:xfrm>
+                    <a:prstGeom prst="rect">
+                      <a:avLst/>
+                    </a:prstGeom>
+                  </pic:spPr>
+                </pic:pic>
+              </a:graphicData>
+            </a:graphic>
+            <wp14:sizeRelH relativeFrom="margin">
+              <wp14:pctWidth>0</wp14:pctWidth>
+            </wp14:sizeRelH>
+            <wp14:sizeRelV relativeFrom="margin">
+              <wp14:pctHeight>0</wp14:pctHeight>
+            </wp14:sizeRelV>
+          </wp:anchor>
+        </w:drawing>
+      </w:r>
+    </w:p>
+    <w:p>
+      <w:pPr>
+        <w:rPr>
+          <w:sz w:val="22"/>
+          <w:szCs w:val="22"/>
+        </w:rPr>
+      </w:pPr>
+    </w:p>
+    <w:p>
+      <w:pPr>
+        <w:rPr>
+          <w:sz w:val="22"/>
+          <w:szCs w:val="22"/>
+        </w:rPr>
+      </w:pPr>
+    </w:p>
+    <w:p>
+      <w:pPr>
+        <w:rPr>
+          <w:sz w:val="22"/>
+          <w:szCs w:val="22"/>
+        </w:rPr>
+      </w:pPr>
+    </w:p>
+    <w:p>
+      <w:pPr>
+        <w:rPr>
+          <w:sz w:val="22"/>
+          <w:szCs w:val="22"/>
+        </w:rPr>
+      </w:pPr>
+    </w:p>
+    <w:p>
+      <w:pPr>
+        <w:rPr>
+          <w:sz w:val="22"/>
+          <w:szCs w:val="22"/>
+        </w:rPr>
+      </w:pPr>
+    </w:p>
+    <w:p>
+      <w:pPr>
+        <w:rPr>
+          <w:sz w:val="32"/>
+          <w:szCs w:val="32"/>
+        </w:rPr>
+      </w:pPr>
+      <w:r>
+        <w:rPr>
+          <w:sz w:val="32"/>
+          <w:szCs w:val="32"/>
+        </w:rPr>
+        <w:t>Mobile Header Sizes</w:t>
+      </w:r>
+    </w:p>
+    <w:p>
+      <w:pPr>
+        <w:rPr>
+          <w:sz w:val="22"/>
+          <w:szCs w:val="22"/>
+        </w:rPr>
+      </w:pPr>
+      <w:r>
+        <w:rPr>
+          <w:sz w:val="22"/>
+          <w:szCs w:val="22"/>
+        </w:rPr>
+        <w:drawing>
+          <wp:anchor distT="0" distB="0" distL="114300" distR="114300" simplePos="0" relativeHeight="251663360" behindDoc="0" locked="0" layoutInCell="1" allowOverlap="1" wp14:anchorId="6E5C3432" wp14:editId="46104BDF">
+            <wp:simplePos x="0" y="0"/>
+            <wp:positionH relativeFrom="margin">
+              <wp:posOffset>3635375</wp:posOffset>
+            </wp:positionH>
+            <wp:positionV relativeFrom="page">
+              <wp:posOffset>7299960</wp:posOffset>
+            </wp:positionV>
+            <wp:extent cx="1562100" cy="3239616"/>
+            <wp:effectExtent l="0" t="0" r="0" b="0"/>
+            <wp:wrapNone/>
+            <wp:docPr id="1453931369" name="Picture 1"/>
+            <wp:cNvGraphicFramePr>
+              <a:graphicFrameLocks xmlns:a="http://schemas.openxmlformats.org/drawingml/2006/main" noChangeAspect="1"/>
+            </wp:cNvGraphicFramePr>
+            <a:graphic xmlns:a="http://schemas.openxmlformats.org/drawingml/2006/main">
+              <a:graphicData uri="http://schemas.openxmlformats.org/drawingml/2006/picture">
+                <pic:pic xmlns:pic="http://schemas.openxmlformats.org/drawingml/2006/picture">
+                  <pic:nvPicPr>
+                    <pic:cNvPr id="1453931369" name=""/>
+                    <pic:cNvPicPr/>
+                  </pic:nvPicPr>
+                  <pic:blipFill>
+                    <a:blip r:embed="rId9" cstate="print">
+                      <a:extLst>
+                        <a:ext uri="{28A0092B-C50C-407E-A947-70E740481C1C}">
+                          <a14:useLocalDpi xmlns:a14="http://schemas.microsoft.com/office/drawing/2010/main" val="0"/>
+                        </a:ext>
+                      </a:extLst>
+                    </a:blip>
+                    <a:stretch>
+                      <a:fillRect/>
+                    </a:stretch>
+                  </pic:blipFill>
+                  <pic:spPr>
+                    <a:xfrm>
+                      <a:off x="0" y="0"/>
+                      <a:ext cx="1562100" cy="3239616"/>
+                    </a:xfrm>
+                    <a:prstGeom prst="rect">
+                      <a:avLst/>
+                    </a:prstGeom>
+                  </pic:spPr>
+                </pic:pic>
+              </a:graphicData>
+            </a:graphic>
+            <wp14:sizeRelH relativeFrom="margin">
+              <wp14:pctWidth>0</wp14:pctWidth>
+            </wp14:sizeRelH>
+            <wp14:sizeRelV relativeFrom="margin">
+              <wp14:pctHeight>0</wp14:pctHeight>
+            </wp14:sizeRelV>
+          </wp:anchor>
+        </w:drawing>
+      </w:r>
+      <w:r>
+        <w:rPr>
+          <w:sz w:val="22"/>
+          <w:szCs w:val="22"/>
+        </w:rPr>
+        <w:drawing>
+          <wp:anchor distT="0" distB="0" distL="114300" distR="114300" simplePos="0" relativeHeight="251662336" behindDoc="0" locked="0" layoutInCell="1" allowOverlap="1" wp14:anchorId="2785DB90" wp14:editId="02712041">
+            <wp:simplePos x="0" y="0"/>
+            <wp:positionH relativeFrom="margin">
+              <wp:posOffset>770255</wp:posOffset>
+            </wp:positionH>
+            <wp:positionV relativeFrom="margin">
+              <wp:posOffset>6316980</wp:posOffset>
+            </wp:positionV>
+            <wp:extent cx="1579245" cy="3298825"/>
+            <wp:effectExtent l="0" t="0" r="1905" b="0"/>
+            <wp:wrapNone/>
+            <wp:docPr id="1021657277" name="Picture 1"/>
+            <wp:cNvGraphicFramePr>
+              <a:graphicFrameLocks xmlns:a="http://schemas.openxmlformats.org/drawingml/2006/main" noChangeAspect="1"/>
+            </wp:cNvGraphicFramePr>
+            <a:graphic xmlns:a="http://schemas.openxmlformats.org/drawingml/2006/main">
+              <a:graphicData uri="http://schemas.openxmlformats.org/drawingml/2006/picture">
+                <pic:pic xmlns:pic="http://schemas.openxmlformats.org/drawingml/2006/picture">
+                  <pic:nvPicPr>
+                    <pic:cNvPr id="1021657277" name=""/>
+                    <pic:cNvPicPr/>
+                  </pic:nvPicPr>
+                  <pic:blipFill>
+                    <a:blip r:embed="rId10" cstate="print">
+                      <a:extLst>
+                        <a:ext uri="{28A0092B-C50C-407E-A947-70E740481C1C}">
+                          <a14:useLocalDpi xmlns:a14="http://schemas.microsoft.com/office/drawing/2010/main" val="0"/>
+                        </a:ext>
+                      </a:extLst>
+                    </a:blip>
+                    <a:stretch>
+                      <a:fillRect/>
+                    </a:stretch>
+                  </pic:blipFill>
+                  <pic:spPr>
+                    <a:xfrm>
+                      <a:off x="0" y="0"/>
+                      <a:ext cx="1579245" cy="3298825"/>
+                    </a:xfrm>
+                    <a:prstGeom prst="rect">
+                      <a:avLst/>
+                    </a:prstGeom>
+                  </pic:spPr>
+                </pic:pic>
+              </a:graphicData>
+            </a:graphic>
+            <wp14:sizeRelH relativeFrom="margin">
+              <wp14:pctWidth>0</wp14:pctWidth>
+            </wp14:sizeRelH>
+            <wp14:sizeRelV relativeFrom="margin">
+              <wp14:pctHeight>0</wp14:pctHeight>
+            </wp14:sizeRelV>
+          </wp:anchor>
+        </w:drawing>
+      </w:r>
+      <w:r>
+        <w:rPr>
+          <w:sz w:val="22"/>
+          <w:szCs w:val="22"/>
+        </w:rPr>
+        <w:t>Th</w:t>
+      </w:r>
+      <w:r>
+        <w:rPr>
+          <w:sz w:val="22"/>
+          <w:szCs w:val="22"/>
+        </w:rPr>
+        <w:t xml:space="preserve">is was the only result to have </w:t>
+      </w:r>
+      <w:r>
+        <w:rPr>
+          <w:sz w:val="22"/>
+          <w:szCs w:val="22"/>
+        </w:rPr>
+        <w:t>a</w:t>
+      </w:r>
+      <w:r>
+        <w:rPr>
+          <w:sz w:val="22"/>
+          <w:szCs w:val="22"/>
+        </w:rPr>
+        <w:t xml:space="preserve"> unanimous decision</w:t>
+      </w:r>
+      <w:r>
+        <w:rPr>
+          <w:sz w:val="22"/>
+          <w:szCs w:val="22"/>
+        </w:rPr>
+        <w:t xml:space="preserve"> amongst all surveyors, which I also entirely agree with. This question </w:t>
+      </w:r>
+      <w:r>
+        <w:rPr>
+          <w:sz w:val="22"/>
+          <w:szCs w:val="22"/>
+        </w:rPr>
+        <w:t xml:space="preserve">asked the surveyors if they preferred larger or smaller </w:t>
+      </w:r>
+      <w:r>
+        <w:rPr>
+          <w:sz w:val="22"/>
+          <w:szCs w:val="22"/>
+        </w:rPr>
+        <w:t>headings on small devices. Everyone unequivocally wanted smaller headings because of the less space they took up which allowed a much easier reading experience on a small device.</w:t>
+      </w:r>
+      <w:r>
+        <w:rPr>
+          <w:sz w:val="22"/>
+          <w:szCs w:val="22"/>
+        </w:rPr>
+        <w:t xml:space="preserve"> From these results I’ve decided to decrease the font size of the headings to </w:t>
+      </w:r>
+      <w:r>
+        <w:rPr>
+          <w:sz w:val="22"/>
+          <w:szCs w:val="22"/>
+        </w:rPr>
+        <w:t>make</w:t>
+      </w:r>
+      <w:r>
+        <w:rPr>
+          <w:sz w:val="22"/>
+          <w:szCs w:val="22"/>
+        </w:rPr>
+        <w:t xml:space="preserve"> the website more accessible on phones and tablets. Below is the before and after </w:t>
+      </w:r>
+      <w:r>
+        <w:rPr>
+          <w:sz w:val="22"/>
+          <w:szCs w:val="22"/>
+        </w:rPr>
+        <w:t xml:space="preserve">of this change on a small phone (this change also effected larger phones and tablets). I decreased the font size </w:t>
+      </w:r>
+      <w:r>
+        <w:rPr>
+          <w:sz w:val="22"/>
+          <w:szCs w:val="22"/>
+        </w:rPr>
+        <w:t>of h1 and h3 elements by 1rem (</w:t>
+      </w:r>
+      <w:r>
+        <w:rPr>
+          <w:sz w:val="22"/>
+          <w:szCs w:val="22"/>
+        </w:rPr>
+        <w:t>currently 18px) and the font size of h4 elements by .5rem (which currently would be 9px).</w:t>
+      </w:r>
+    </w:p>
+    <w:p>
+      <w:pPr>
+        <w:rPr>
+          <w:sz w:val="22"/>
+          <w:szCs w:val="22"/>
+        </w:rPr>
+      </w:pPr>
+      <w:r>
+        <w:rPr>
+          <w:sz w:val="22"/>
+          <w:szCs w:val="22"/>
+        </w:rPr>
+        <w:t>Before:</w:t>
+      </w:r>
+      <w:r>
+        <w:rPr>
+          <w:sz w:val="22"/>
+          <w:szCs w:val="22"/>
+        </w:rPr>
+        <w:t xml:space="preserve">                                                                                         After:</w:t>
+      </w:r>
+      <w:r>
+        <w:rPr>
+          <w:noProof/>
+        </w:rPr>
+        <w:t xml:space="preserve"> </w:t>
+      </w:r>
+    </w:p>
+    <w:p>
+      <w:pPr>
+        <w:rPr>
+          <w:sz w:val="22"/>
+          <w:szCs w:val="22"/>
+        </w:rPr>
+      </w:pPr>
+    </w:p>
     <w:p/>
+    <w:p/>
+    <w:p/>
+    <w:p/>
+    <w:p/>
+    <w:p/>
+    <w:p>
+      <w:pPr>
+        <w:rPr>
+          <w:sz w:val="32"/>
+          <w:szCs w:val="32"/>
+        </w:rPr>
+      </w:pPr>
+      <w:r>
+        <w:rPr>
+          <w:sz w:val="32"/>
+          <w:szCs w:val="32"/>
+        </w:rPr>
+        <w:lastRenderedPageBreak/>
+        <w:t>Other Feedback</w:t>
+      </w:r>
+    </w:p>
+    <w:p>
+      <w:r>
+        <w:rPr>
+          <w:sz w:val="22"/>
+          <w:szCs w:val="22"/>
+        </w:rPr>
+        <w:t xml:space="preserve">There was 2 other pieces of feedback from the surveyors. Larger </w:t>
+      </w:r>
+      <w:r>
+        <w:rPr>
+          <w:sz w:val="22"/>
+          <w:szCs w:val="22"/>
+        </w:rPr>
+        <w:t xml:space="preserve">font sizes for the “Result:” and “Round [X]:” titles on the play page and a larger font size for the main text. Each of those was from 1 individual so I will add them into the next round of trialling to see whether they are a </w:t>
+      </w:r>
+      <w:r>
+        <w:rPr>
+          <w:sz w:val="22"/>
+          <w:szCs w:val="22"/>
+        </w:rPr>
+        <w:t>personalised opinion or accurate representations of the end users’ considerations.</w:t>
+      </w:r>
+    </w:p>
     <w:sectPr>
-      <w:pgSz w:w="16838" w:h="11906" w:orient="landscape"/>
-      <w:pgMar w:top="851" w:right="1440" w:bottom="1440" w:left="1440" w:header="709" w:footer="709" w:gutter="0"/>
+      <w:pgSz w:w="11906" w:h="16838"/>
+      <w:pgMar w:top="1440" w:right="1440" w:bottom="1440" w:left="851" w:header="709" w:footer="709" w:gutter="0"/>
       <w:cols w:space="708"/>
       <w:docGrid w:linePitch="360"/>
     </w:sectPr>
@@ -930,6 +2306,29 @@
       <w:spacing w:val="5"/>
     </w:rPr>
   </w:style>
+  <w:style w:type="character" w:styleId="Hyperlink">
+    <w:name w:val="Hyperlink"/>
+    <w:basedOn w:val="DefaultParagraphFont"/>
+    <w:uiPriority w:val="99"/>
+    <w:unhideWhenUsed/>
+    <w:rsid w:val="00DE3B55"/>
+    <w:rPr>
+      <w:color w:val="467886" w:themeColor="hyperlink"/>
+      <w:u w:val="single"/>
+    </w:rPr>
+  </w:style>
+  <w:style w:type="character" w:styleId="UnresolvedMention">
+    <w:name w:val="Unresolved Mention"/>
+    <w:basedOn w:val="DefaultParagraphFont"/>
+    <w:uiPriority w:val="99"/>
+    <w:semiHidden/>
+    <w:unhideWhenUsed/>
+    <w:rsid w:val="00DE3B55"/>
+    <w:rPr>
+      <w:color w:val="605E5C"/>
+      <w:shd w:val="clear" w:color="auto" w:fill="E1DFDD"/>
+    </w:rPr>
+  </w:style>
 </w:styles>
 </file>
 

--- a/tests/trials.docx
+++ b/tests/trials.docx
@@ -493,8 +493,17 @@
           <w:sz w:val="22"/>
           <w:szCs w:val="22"/>
         </w:rPr>
-        <w:t>&lt;br</w:t>
-      </w:r>
+        <w:t>&lt;</w:t>
+      </w:r>
+      <w:proofErr w:type="spellStart"/>
+      <w:r>
+        <w:rPr>
+          <w:sz w:val="22"/>
+          <w:szCs w:val="22"/>
+        </w:rPr>
+        <w:t>br</w:t>
+      </w:r>
+      <w:proofErr w:type="spellEnd"/>
       <w:r>
         <w:rPr>
           <w:sz w:val="22"/>
@@ -560,7 +569,7 @@
           <w:szCs w:val="22"/>
         </w:rPr>
         <w:drawing>
-          <wp:anchor distT="0" distB="0" distL="114300" distR="114300" simplePos="0" relativeHeight="251658240" behindDoc="0" locked="0" layoutInCell="1" allowOverlap="1" wp14:anchorId="3DB256D8" wp14:editId="47611743">
+          <wp:anchor distT="0" distB="0" distL="114300" distR="114300" simplePos="0" relativeHeight="251658240" behindDoc="0" locked="0" layoutInCell="1" allowOverlap="1" wp14:anchorId="3DB256D8" wp14:editId="6BD6F258">
             <wp:simplePos x="0" y="0"/>
             <wp:positionH relativeFrom="margin">
               <wp:posOffset>38100</wp:posOffset>
@@ -907,6 +916,7 @@
       </w:pPr>
       <w:r>
         <w:rPr>
+          <w:noProof/>
           <w:sz w:val="22"/>
           <w:szCs w:val="22"/>
         </w:rPr>
@@ -962,6 +972,7 @@
       </w:r>
       <w:r>
         <w:rPr>
+          <w:noProof/>
           <w:sz w:val="22"/>
           <w:szCs w:val="22"/>
         </w:rPr>
@@ -1086,11 +1097,12 @@
       </w:pPr>
       <w:r>
         <w:rPr>
+          <w:noProof/>
           <w:sz w:val="22"/>
           <w:szCs w:val="22"/>
         </w:rPr>
         <w:drawing>
-          <wp:anchor distT="0" distB="0" distL="114300" distR="114300" simplePos="0" relativeHeight="251663360" behindDoc="0" locked="0" layoutInCell="1" allowOverlap="1" wp14:anchorId="6E5C3432" wp14:editId="46104BDF">
+          <wp:anchor distT="0" distB="0" distL="114300" distR="114300" simplePos="0" relativeHeight="251663360" behindDoc="0" locked="0" layoutInCell="1" allowOverlap="1" wp14:anchorId="6E5C3432" wp14:editId="33F22735">
             <wp:simplePos x="0" y="0"/>
             <wp:positionH relativeFrom="margin">
               <wp:posOffset>3635375</wp:posOffset>
@@ -1147,11 +1159,12 @@
       </w:r>
       <w:r>
         <w:rPr>
+          <w:noProof/>
           <w:sz w:val="22"/>
           <w:szCs w:val="22"/>
         </w:rPr>
         <w:drawing>
-          <wp:anchor distT="0" distB="0" distL="114300" distR="114300" simplePos="0" relativeHeight="251662336" behindDoc="0" locked="0" layoutInCell="1" allowOverlap="1" wp14:anchorId="2785DB90" wp14:editId="02712041">
+          <wp:anchor distT="0" distB="0" distL="114300" distR="114300" simplePos="0" relativeHeight="251662336" behindDoc="0" locked="0" layoutInCell="1" allowOverlap="1" wp14:anchorId="2785DB90" wp14:editId="5B85B809">
             <wp:simplePos x="0" y="0"/>
             <wp:positionH relativeFrom="margin">
               <wp:posOffset>770255</wp:posOffset>
@@ -1377,6 +1390,13 @@
           <w:szCs w:val="22"/>
         </w:rPr>
         <w:t>personalised opinion or accurate representations of the end users’ considerations.</w:t>
+      </w:r>
+      <w:r>
+        <w:rPr>
+          <w:sz w:val="22"/>
+          <w:szCs w:val="22"/>
+        </w:rPr>
+        <w:t xml:space="preserve"> </w:t>
       </w:r>
     </w:p>
     <w:sectPr>

--- a/tests/trials.docx
+++ b/tests/trials.docx
@@ -5,14 +5,14 @@
     <w:p>
       <w:pPr>
         <w:rPr>
-          <w:sz w:val="56"/>
-          <w:szCs w:val="56"/>
+          <w:sz w:val="72"/>
+          <w:szCs w:val="72"/>
         </w:rPr>
       </w:pPr>
       <w:r>
         <w:rPr>
-          <w:sz w:val="56"/>
-          <w:szCs w:val="56"/>
+          <w:sz w:val="72"/>
+          <w:szCs w:val="72"/>
         </w:rPr>
         <w:t>Trialling</w:t>
       </w:r>
@@ -20,564 +20,271 @@
     <w:p>
       <w:pPr>
         <w:rPr>
-          <w:sz w:val="44"/>
-          <w:szCs w:val="44"/>
+          <w:sz w:val="48"/>
+          <w:szCs w:val="48"/>
         </w:rPr>
       </w:pPr>
       <w:r>
         <w:rPr>
-          <w:sz w:val="44"/>
-          <w:szCs w:val="44"/>
+          <w:sz w:val="48"/>
+          <w:szCs w:val="48"/>
         </w:rPr>
         <w:t>Round 1:</w:t>
       </w:r>
     </w:p>
     <w:p>
-      <w:pPr>
-        <w:rPr>
-          <w:sz w:val="22"/>
-          <w:szCs w:val="22"/>
-        </w:rPr>
-      </w:pPr>
-      <w:r>
-        <w:rPr>
-          <w:sz w:val="22"/>
-          <w:szCs w:val="22"/>
-        </w:rPr>
+      <w:r>
         <w:t xml:space="preserve">Link to google forms survey: </w:t>
       </w:r>
-      <w:hyperlink r:id="rId4" w:anchor="responses" w:history="1">
+      <w:hyperlink r:id="rId5" w:anchor="responses" w:history="1">
         <w:r>
           <w:rPr>
             <w:rStyle w:val="Hyperlink"/>
-            <w:sz w:val="22"/>
-            <w:szCs w:val="22"/>
           </w:rPr>
           <w:t>https://docs.google.com/forms/d/1SAPNeLwljfPPA6gYitBjd64ENY4TeYmP5xnpQxEFGjw/edit#responses</w:t>
         </w:r>
       </w:hyperlink>
       <w:r>
-        <w:rPr>
-          <w:sz w:val="22"/>
-          <w:szCs w:val="22"/>
-        </w:rPr>
         <w:t xml:space="preserve"> </w:t>
       </w:r>
     </w:p>
     <w:p>
+      <w:r>
+        <w:t xml:space="preserve">In the first round of </w:t>
+      </w:r>
+      <w:r>
+        <w:t>trialling,</w:t>
+      </w:r>
+      <w:r>
+        <w:t xml:space="preserve"> I asked 4</w:t>
+      </w:r>
+      <w:r>
+        <w:t xml:space="preserve"> male and female</w:t>
+      </w:r>
+      <w:r>
+        <w:t xml:space="preserve"> </w:t>
+      </w:r>
+      <w:r>
+        <w:t>English-speaking</w:t>
+      </w:r>
+      <w:r>
+        <w:t xml:space="preserve"> students</w:t>
+      </w:r>
+      <w:r>
+        <w:t xml:space="preserve"> (aged 16-20)</w:t>
+      </w:r>
+      <w:r>
+        <w:t xml:space="preserve"> across New Zealand</w:t>
+      </w:r>
+      <w:r>
+        <w:t xml:space="preserve"> their preferences on 4 </w:t>
+      </w:r>
+      <w:r>
+        <w:t>elements</w:t>
+      </w:r>
+      <w:r>
+        <w:t xml:space="preserve"> I wanted to trial. </w:t>
+      </w:r>
+      <w:r>
+        <w:t xml:space="preserve">The 4 elements were text indents vs no indents, </w:t>
+      </w:r>
+      <w:r>
+        <w:t>a line break between play explanations</w:t>
+      </w:r>
+      <w:r>
+        <w:t xml:space="preserve"> vs no line break</w:t>
+      </w:r>
+      <w:r>
+        <w:t>, smaller or larger images</w:t>
+      </w:r>
+      <w:r>
+        <w:t xml:space="preserve"> and smaller or larger headings on mobile</w:t>
+      </w:r>
+      <w:r>
+        <w:t xml:space="preserve"> devices</w:t>
+      </w:r>
+      <w:r>
+        <w:t>.</w:t>
+      </w:r>
+    </w:p>
+    <w:p>
       <w:pPr>
         <w:rPr>
-          <w:sz w:val="22"/>
-          <w:szCs w:val="22"/>
+          <w:sz w:val="36"/>
+          <w:szCs w:val="36"/>
         </w:rPr>
       </w:pPr>
       <w:r>
         <w:rPr>
-          <w:sz w:val="22"/>
-          <w:szCs w:val="22"/>
-        </w:rPr>
-        <w:t xml:space="preserve">In the first round of </w:t>
-      </w:r>
-      <w:r>
-        <w:rPr>
-          <w:sz w:val="22"/>
-          <w:szCs w:val="22"/>
-        </w:rPr>
-        <w:t>trialling,</w:t>
-      </w:r>
-      <w:r>
-        <w:rPr>
-          <w:sz w:val="22"/>
-          <w:szCs w:val="22"/>
-        </w:rPr>
-        <w:t xml:space="preserve"> I asked 4</w:t>
-      </w:r>
-      <w:r>
-        <w:rPr>
-          <w:sz w:val="22"/>
-          <w:szCs w:val="22"/>
-        </w:rPr>
-        <w:t xml:space="preserve"> male and female</w:t>
-      </w:r>
-      <w:r>
-        <w:rPr>
-          <w:sz w:val="22"/>
-          <w:szCs w:val="22"/>
+          <w:sz w:val="36"/>
+          <w:szCs w:val="36"/>
+        </w:rPr>
+        <w:t>Indents</w:t>
+      </w:r>
+    </w:p>
+    <w:p>
+      <w:r>
+        <w:t>The results of this test were completely equal.</w:t>
+      </w:r>
+      <w:r>
+        <w:t xml:space="preserve"> 2 of the </w:t>
+      </w:r>
+      <w:r>
+        <w:t xml:space="preserve">surveyors </w:t>
+      </w:r>
+      <w:r>
+        <w:t xml:space="preserve">saying they preferred it with and 2 without. I decided to use my own </w:t>
+      </w:r>
+      <w:r>
+        <w:t>discretion</w:t>
+      </w:r>
+      <w:r>
+        <w:t xml:space="preserve"> because, in every case when I later </w:t>
+      </w:r>
+      <w:r>
+        <w:t xml:space="preserve">asked </w:t>
+      </w:r>
+      <w:r>
+        <w:t>the surveyors to</w:t>
+      </w:r>
+      <w:r>
+        <w:t xml:space="preserve"> rate how important it was to them, the surveyors claimed that although they had their definitive preferences it was nothing significant enough for </w:t>
+      </w:r>
+      <w:r>
+        <w:t>it to affect their usage of the website.</w:t>
+      </w:r>
+      <w:r>
+        <w:t xml:space="preserve"> My original design did not include text indents but during the development process I added them because I wanted </w:t>
+      </w:r>
+      <w:r>
+        <w:t xml:space="preserve">to make it as easy as possible </w:t>
+      </w:r>
+      <w:r>
+        <w:t xml:space="preserve">to find the start of a paragraph. </w:t>
+      </w:r>
+      <w:r>
+        <w:t xml:space="preserve">I decided therefore to keep the text indents as they can help users to </w:t>
+      </w:r>
+      <w:r>
+        <w:t xml:space="preserve">quickly and easily find the start of a paragraph facilitating an easier environment for students to read the </w:t>
+      </w:r>
+      <w:r>
+        <w:t>information required to learn about the Prisoner’s Dilemma.</w:t>
+      </w:r>
+    </w:p>
+    <w:p>
+      <w:pPr>
+        <w:rPr>
+          <w:sz w:val="36"/>
+          <w:szCs w:val="36"/>
+        </w:rPr>
+      </w:pPr>
+      <w:r>
+        <w:rPr>
+          <w:sz w:val="36"/>
+          <w:szCs w:val="36"/>
+        </w:rPr>
+        <w:t>Line Break</w:t>
+      </w:r>
+    </w:p>
+    <w:p>
+      <w:r>
+        <w:t xml:space="preserve">The </w:t>
+      </w:r>
+      <w:r>
+        <w:t xml:space="preserve">overall preference of this </w:t>
+      </w:r>
+      <w:r>
+        <w:t>trial</w:t>
+      </w:r>
+      <w:r>
+        <w:t xml:space="preserve"> was to have a line break. 3 </w:t>
+      </w:r>
+      <w:r>
+        <w:t>surveyors</w:t>
+      </w:r>
+      <w:r>
+        <w:t xml:space="preserve"> agreed the line break was better than having no line break</w:t>
+      </w:r>
+      <w:r>
+        <w:t xml:space="preserve"> because it allowed </w:t>
+      </w:r>
+      <w:r>
+        <w:t>them to easier</w:t>
+      </w:r>
+      <w:r>
+        <w:t xml:space="preserve"> separate the information. The 1 </w:t>
+      </w:r>
+      <w:r>
+        <w:t>surveyor</w:t>
+      </w:r>
+      <w:r>
+        <w:t xml:space="preserve"> who disagreed said</w:t>
+      </w:r>
+      <w:r>
+        <w:t>, when later asked, that</w:t>
+      </w:r>
+      <w:r>
+        <w:t xml:space="preserve"> it was a personal preference</w:t>
+      </w:r>
+      <w:r>
+        <w:t>. From the result of the survey, I decided to listen to the end users’ considerations and add the line break to my website. Below is the before and after of what this change</w:t>
+      </w:r>
+      <w:r>
+        <w:t xml:space="preserve"> looks like</w:t>
+      </w:r>
+      <w:r>
+        <w:t>.</w:t>
+      </w:r>
+      <w:r>
+        <w:t xml:space="preserve"> To make this change I added </w:t>
+      </w:r>
+      <w:r>
+        <w:t>“</w:t>
+      </w:r>
+      <w:r>
+        <w:t>&lt;br</w:t>
+      </w:r>
+      <w:r>
+        <w:t xml:space="preserve"> /</w:t>
+      </w:r>
+      <w:r>
+        <w:t>&gt;</w:t>
+      </w:r>
+      <w:r>
+        <w:t>”</w:t>
+      </w:r>
+      <w:r>
+        <w:rPr>
+          <w:noProof/>
         </w:rPr>
         <w:t xml:space="preserve"> </w:t>
       </w:r>
       <w:r>
-        <w:rPr>
-          <w:sz w:val="22"/>
-          <w:szCs w:val="22"/>
-        </w:rPr>
-        <w:t>English-speaking</w:t>
-      </w:r>
-      <w:r>
-        <w:rPr>
-          <w:sz w:val="22"/>
-          <w:szCs w:val="22"/>
-        </w:rPr>
-        <w:t xml:space="preserve"> students</w:t>
-      </w:r>
-      <w:r>
-        <w:rPr>
-          <w:sz w:val="22"/>
-          <w:szCs w:val="22"/>
-        </w:rPr>
-        <w:t xml:space="preserve"> (aged 16-20)</w:t>
-      </w:r>
-      <w:r>
-        <w:rPr>
-          <w:sz w:val="22"/>
-          <w:szCs w:val="22"/>
-        </w:rPr>
-        <w:t xml:space="preserve"> across New Zealand</w:t>
-      </w:r>
-      <w:r>
-        <w:rPr>
-          <w:sz w:val="22"/>
-          <w:szCs w:val="22"/>
-        </w:rPr>
-        <w:t xml:space="preserve"> their preferences on 4 </w:t>
-      </w:r>
-      <w:r>
-        <w:rPr>
-          <w:sz w:val="22"/>
-          <w:szCs w:val="22"/>
-        </w:rPr>
-        <w:t>elements</w:t>
-      </w:r>
-      <w:r>
-        <w:rPr>
-          <w:sz w:val="22"/>
-          <w:szCs w:val="22"/>
-        </w:rPr>
-        <w:t xml:space="preserve"> I wanted to trial. </w:t>
-      </w:r>
-      <w:r>
-        <w:rPr>
-          <w:sz w:val="22"/>
-          <w:szCs w:val="22"/>
-        </w:rPr>
-        <w:t xml:space="preserve">The 4 elements were text indents vs no indents, </w:t>
-      </w:r>
-      <w:r>
-        <w:rPr>
-          <w:sz w:val="22"/>
-          <w:szCs w:val="22"/>
-        </w:rPr>
-        <w:t>a line break between play explanations</w:t>
-      </w:r>
-      <w:r>
-        <w:rPr>
-          <w:sz w:val="22"/>
-          <w:szCs w:val="22"/>
-        </w:rPr>
-        <w:t xml:space="preserve"> vs no line break</w:t>
-      </w:r>
-      <w:r>
-        <w:rPr>
-          <w:sz w:val="22"/>
-          <w:szCs w:val="22"/>
-        </w:rPr>
-        <w:t>, smaller or larger images</w:t>
-      </w:r>
-      <w:r>
-        <w:rPr>
-          <w:sz w:val="22"/>
-          <w:szCs w:val="22"/>
-        </w:rPr>
-        <w:t xml:space="preserve"> and smaller or larger headings on mobile</w:t>
-      </w:r>
-      <w:r>
-        <w:rPr>
-          <w:sz w:val="22"/>
-          <w:szCs w:val="22"/>
-        </w:rPr>
-        <w:t xml:space="preserve"> devices</w:t>
-      </w:r>
-      <w:r>
-        <w:rPr>
-          <w:sz w:val="22"/>
-          <w:szCs w:val="22"/>
-        </w:rPr>
+        <w:t xml:space="preserve"> between the</w:t>
+      </w:r>
+      <w:r>
+        <w:t xml:space="preserve"> sentences</w:t>
+      </w:r>
+      <w:r>
         <w:t>.</w:t>
       </w:r>
     </w:p>
     <w:p>
-      <w:pPr>
-        <w:rPr>
-          <w:sz w:val="32"/>
-          <w:szCs w:val="32"/>
-        </w:rPr>
-      </w:pPr>
-      <w:r>
-        <w:rPr>
-          <w:sz w:val="32"/>
-          <w:szCs w:val="32"/>
-        </w:rPr>
-        <w:t>Indents</w:t>
-      </w:r>
-    </w:p>
-    <w:p>
-      <w:pPr>
-        <w:rPr>
-          <w:sz w:val="22"/>
-          <w:szCs w:val="22"/>
-        </w:rPr>
-      </w:pPr>
-      <w:r>
-        <w:rPr>
-          <w:sz w:val="22"/>
-          <w:szCs w:val="22"/>
-        </w:rPr>
-        <w:t>The results of this test were completely equal.</w:t>
-      </w:r>
-      <w:r>
-        <w:rPr>
-          <w:sz w:val="22"/>
-          <w:szCs w:val="22"/>
-        </w:rPr>
-        <w:t xml:space="preserve"> 2 of the </w:t>
-      </w:r>
-      <w:r>
-        <w:rPr>
-          <w:sz w:val="22"/>
-          <w:szCs w:val="22"/>
-        </w:rPr>
-        <w:t xml:space="preserve">surveyors </w:t>
-      </w:r>
-      <w:r>
-        <w:rPr>
-          <w:sz w:val="22"/>
-          <w:szCs w:val="22"/>
-        </w:rPr>
-        <w:t xml:space="preserve">saying they preferred it with and 2 without. I decided to use my own </w:t>
-      </w:r>
-      <w:r>
-        <w:rPr>
-          <w:sz w:val="22"/>
-          <w:szCs w:val="22"/>
-        </w:rPr>
-        <w:t>discretion</w:t>
-      </w:r>
-      <w:r>
-        <w:rPr>
-          <w:sz w:val="22"/>
-          <w:szCs w:val="22"/>
-        </w:rPr>
-        <w:t xml:space="preserve"> because, in every case when I later </w:t>
-      </w:r>
-      <w:r>
-        <w:rPr>
-          <w:sz w:val="22"/>
-          <w:szCs w:val="22"/>
-        </w:rPr>
-        <w:t xml:space="preserve">asked </w:t>
-      </w:r>
-      <w:r>
-        <w:rPr>
-          <w:sz w:val="22"/>
-          <w:szCs w:val="22"/>
-        </w:rPr>
-        <w:t>the surveyors to</w:t>
-      </w:r>
-      <w:r>
-        <w:rPr>
-          <w:sz w:val="22"/>
-          <w:szCs w:val="22"/>
-        </w:rPr>
-        <w:t xml:space="preserve"> rate how important it was to them, the surveyors claimed that although they had their definitive preferences it was nothing significant enough for </w:t>
-      </w:r>
-      <w:r>
-        <w:rPr>
-          <w:sz w:val="22"/>
-          <w:szCs w:val="22"/>
-        </w:rPr>
-        <w:t>it to affect their usage of the website.</w:t>
-      </w:r>
-      <w:r>
-        <w:rPr>
-          <w:sz w:val="22"/>
-          <w:szCs w:val="22"/>
-        </w:rPr>
-        <w:t xml:space="preserve"> My original design did not include text indents but during the development process I added them because I wanted </w:t>
-      </w:r>
-      <w:r>
-        <w:rPr>
-          <w:sz w:val="22"/>
-          <w:szCs w:val="22"/>
-        </w:rPr>
-        <w:t xml:space="preserve">to make it as easy as possible </w:t>
-      </w:r>
-      <w:r>
-        <w:rPr>
-          <w:sz w:val="22"/>
-          <w:szCs w:val="22"/>
-        </w:rPr>
-        <w:t xml:space="preserve">to find the start of a paragraph. </w:t>
-      </w:r>
-      <w:r>
-        <w:rPr>
-          <w:sz w:val="22"/>
-          <w:szCs w:val="22"/>
-        </w:rPr>
-        <w:t xml:space="preserve">I decided therefore to keep the text indents as they can help users to </w:t>
-      </w:r>
-      <w:r>
-        <w:rPr>
-          <w:sz w:val="22"/>
-          <w:szCs w:val="22"/>
-        </w:rPr>
-        <w:t xml:space="preserve">quickly and easily find the start of a paragraph facilitating an easier environment for students to read the </w:t>
-      </w:r>
-      <w:r>
-        <w:rPr>
-          <w:sz w:val="22"/>
-          <w:szCs w:val="22"/>
-        </w:rPr>
-        <w:t>information required to learn about the Prisoner’s Dilemma.</w:t>
-      </w:r>
-    </w:p>
-    <w:p>
-      <w:pPr>
-        <w:rPr>
-          <w:sz w:val="32"/>
-          <w:szCs w:val="32"/>
-        </w:rPr>
-      </w:pPr>
-      <w:r>
-        <w:rPr>
-          <w:sz w:val="32"/>
-          <w:szCs w:val="32"/>
-        </w:rPr>
-        <w:t>Line Break</w:t>
-      </w:r>
-    </w:p>
-    <w:p>
-      <w:pPr>
-        <w:rPr>
-          <w:sz w:val="22"/>
-          <w:szCs w:val="22"/>
-        </w:rPr>
-      </w:pPr>
-      <w:r>
-        <w:rPr>
-          <w:sz w:val="22"/>
-          <w:szCs w:val="22"/>
-        </w:rPr>
-        <w:t xml:space="preserve">The </w:t>
-      </w:r>
-      <w:r>
-        <w:rPr>
-          <w:sz w:val="22"/>
-          <w:szCs w:val="22"/>
-        </w:rPr>
-        <w:t xml:space="preserve">overall preference of this </w:t>
-      </w:r>
-      <w:r>
-        <w:rPr>
-          <w:sz w:val="22"/>
-          <w:szCs w:val="22"/>
-        </w:rPr>
-        <w:t>trial</w:t>
-      </w:r>
-      <w:r>
-        <w:rPr>
-          <w:sz w:val="22"/>
-          <w:szCs w:val="22"/>
-        </w:rPr>
-        <w:t xml:space="preserve"> was to have a line break. 3 </w:t>
-      </w:r>
-      <w:r>
-        <w:rPr>
-          <w:sz w:val="22"/>
-          <w:szCs w:val="22"/>
-        </w:rPr>
-        <w:t>surveyors</w:t>
-      </w:r>
-      <w:r>
-        <w:rPr>
-          <w:sz w:val="22"/>
-          <w:szCs w:val="22"/>
-        </w:rPr>
-        <w:t xml:space="preserve"> agreed the line break was better than having no line break</w:t>
-      </w:r>
-      <w:r>
-        <w:rPr>
-          <w:sz w:val="22"/>
-          <w:szCs w:val="22"/>
-        </w:rPr>
-        <w:t xml:space="preserve"> because it allowed </w:t>
-      </w:r>
-      <w:r>
-        <w:rPr>
-          <w:sz w:val="22"/>
-          <w:szCs w:val="22"/>
-        </w:rPr>
-        <w:t>them to easier</w:t>
-      </w:r>
-      <w:r>
-        <w:rPr>
-          <w:sz w:val="22"/>
-          <w:szCs w:val="22"/>
-        </w:rPr>
-        <w:t xml:space="preserve"> separate the information. The 1 </w:t>
-      </w:r>
-      <w:r>
-        <w:rPr>
-          <w:sz w:val="22"/>
-          <w:szCs w:val="22"/>
-        </w:rPr>
-        <w:t>surveyor</w:t>
-      </w:r>
-      <w:r>
-        <w:rPr>
-          <w:sz w:val="22"/>
-          <w:szCs w:val="22"/>
-        </w:rPr>
-        <w:t xml:space="preserve"> who disagreed said</w:t>
-      </w:r>
-      <w:r>
-        <w:rPr>
-          <w:sz w:val="22"/>
-          <w:szCs w:val="22"/>
-        </w:rPr>
-        <w:t>, when later asked, that</w:t>
-      </w:r>
-      <w:r>
-        <w:rPr>
-          <w:sz w:val="22"/>
-          <w:szCs w:val="22"/>
-        </w:rPr>
-        <w:t xml:space="preserve"> it was a personal preference</w:t>
-      </w:r>
-      <w:r>
-        <w:rPr>
-          <w:sz w:val="22"/>
-          <w:szCs w:val="22"/>
-        </w:rPr>
-        <w:t>. From the result of the survey, I decided to listen to the end users’ considerations and add the line break to my website. Below is the before and after of what this change</w:t>
-      </w:r>
-      <w:r>
-        <w:rPr>
-          <w:sz w:val="22"/>
-          <w:szCs w:val="22"/>
-        </w:rPr>
-        <w:t xml:space="preserve"> looks like</w:t>
-      </w:r>
-      <w:r>
-        <w:rPr>
-          <w:sz w:val="22"/>
-          <w:szCs w:val="22"/>
-        </w:rPr>
-        <w:t>.</w:t>
-      </w:r>
-      <w:r>
-        <w:rPr>
-          <w:sz w:val="22"/>
-          <w:szCs w:val="22"/>
-        </w:rPr>
-        <w:t xml:space="preserve"> To make this change I added </w:t>
-      </w:r>
-      <w:r>
-        <w:rPr>
-          <w:sz w:val="22"/>
-          <w:szCs w:val="22"/>
-        </w:rPr>
-        <w:t>“</w:t>
-      </w:r>
-      <w:r>
-        <w:rPr>
-          <w:sz w:val="22"/>
-          <w:szCs w:val="22"/>
-        </w:rPr>
-        <w:t>&lt;</w:t>
-      </w:r>
-      <w:proofErr w:type="spellStart"/>
-      <w:r>
-        <w:rPr>
-          <w:sz w:val="22"/>
-          <w:szCs w:val="22"/>
-        </w:rPr>
-        <w:t>br</w:t>
-      </w:r>
-      <w:proofErr w:type="spellEnd"/>
-      <w:r>
-        <w:rPr>
-          <w:sz w:val="22"/>
-          <w:szCs w:val="22"/>
-        </w:rPr>
-        <w:t xml:space="preserve"> /</w:t>
-      </w:r>
-      <w:r>
-        <w:rPr>
-          <w:sz w:val="22"/>
-          <w:szCs w:val="22"/>
-        </w:rPr>
-        <w:t>&gt;</w:t>
-      </w:r>
-      <w:r>
-        <w:rPr>
-          <w:sz w:val="22"/>
-          <w:szCs w:val="22"/>
-        </w:rPr>
-        <w:t>”</w:t>
-      </w:r>
       <w:r>
         <w:rPr>
           <w:noProof/>
-          <w:sz w:val="22"/>
-          <w:szCs w:val="22"/>
-        </w:rPr>
-        <w:t xml:space="preserve"> </w:t>
-      </w:r>
-      <w:r>
-        <w:rPr>
-          <w:sz w:val="22"/>
-          <w:szCs w:val="22"/>
-        </w:rPr>
-        <w:t xml:space="preserve"> between the</w:t>
-      </w:r>
-      <w:r>
-        <w:rPr>
-          <w:sz w:val="22"/>
-          <w:szCs w:val="22"/>
-        </w:rPr>
-        <w:t xml:space="preserve"> sentences</w:t>
-      </w:r>
-      <w:r>
-        <w:rPr>
-          <w:sz w:val="22"/>
-          <w:szCs w:val="22"/>
-        </w:rPr>
-        <w:t>.</w:t>
-      </w:r>
-    </w:p>
-    <w:p>
-      <w:pPr>
-        <w:rPr>
-          <w:sz w:val="22"/>
-          <w:szCs w:val="22"/>
-        </w:rPr>
-      </w:pPr>
-      <w:r>
-        <w:rPr>
-          <w:noProof/>
-          <w:sz w:val="22"/>
-          <w:szCs w:val="22"/>
         </w:rPr>
         <w:drawing>
-          <wp:anchor distT="0" distB="0" distL="114300" distR="114300" simplePos="0" relativeHeight="251658240" behindDoc="0" locked="0" layoutInCell="1" allowOverlap="1" wp14:anchorId="3DB256D8" wp14:editId="6BD6F258">
+          <wp:anchor distT="0" distB="0" distL="114300" distR="114300" simplePos="0" relativeHeight="251658240" behindDoc="0" locked="0" layoutInCell="1" allowOverlap="1" wp14:anchorId="3DB256D8" wp14:editId="2E5FED1D">
             <wp:simplePos x="0" y="0"/>
             <wp:positionH relativeFrom="margin">
-              <wp:posOffset>38100</wp:posOffset>
+              <wp:align>left</wp:align>
             </wp:positionH>
             <wp:positionV relativeFrom="page">
-              <wp:posOffset>7788275</wp:posOffset>
+              <wp:posOffset>8512175</wp:posOffset>
             </wp:positionV>
-            <wp:extent cx="3082637" cy="1623555"/>
+            <wp:extent cx="3082290" cy="1623060"/>
             <wp:effectExtent l="0" t="0" r="3810" b="0"/>
             <wp:wrapNone/>
             <wp:docPr id="1655807675" name="Picture 1"/>
@@ -592,7 +299,7 @@
                     <pic:cNvPicPr/>
                   </pic:nvPicPr>
                   <pic:blipFill>
-                    <a:blip r:embed="rId5" cstate="print">
+                    <a:blip r:embed="rId6" cstate="print">
                       <a:extLst>
                         <a:ext uri="{28A0092B-C50C-407E-A947-70E740481C1C}">
                           <a14:useLocalDpi xmlns:a14="http://schemas.microsoft.com/office/drawing/2010/main" val="0"/>
@@ -606,7 +313,7 @@
                   <pic:spPr>
                     <a:xfrm>
                       <a:off x="0" y="0"/>
-                      <a:ext cx="3082637" cy="1623555"/>
+                      <a:ext cx="3082290" cy="1623060"/>
                     </a:xfrm>
                     <a:prstGeom prst="rect">
                       <a:avLst/>
@@ -625,34 +332,22 @@
         </w:drawing>
       </w:r>
       <w:r>
-        <w:rPr>
-          <w:sz w:val="22"/>
-          <w:szCs w:val="22"/>
-        </w:rPr>
         <w:t>Original Version 1:                                                                               Changed:</w:t>
       </w:r>
     </w:p>
     <w:p>
-      <w:pPr>
-        <w:rPr>
-          <w:sz w:val="22"/>
-          <w:szCs w:val="22"/>
-        </w:rPr>
-      </w:pPr>
       <w:r>
         <w:rPr>
           <w:noProof/>
-          <w:sz w:val="22"/>
-          <w:szCs w:val="22"/>
         </w:rPr>
         <w:drawing>
-          <wp:anchor distT="0" distB="0" distL="114300" distR="114300" simplePos="0" relativeHeight="251659264" behindDoc="0" locked="0" layoutInCell="1" allowOverlap="1" wp14:anchorId="283B1D00" wp14:editId="36C4CC14">
+          <wp:anchor distT="0" distB="0" distL="114300" distR="114300" simplePos="0" relativeHeight="251658241" behindDoc="0" locked="0" layoutInCell="1" allowOverlap="1" wp14:anchorId="283B1D00" wp14:editId="20930294">
             <wp:simplePos x="0" y="0"/>
             <wp:positionH relativeFrom="column">
-              <wp:posOffset>3401060</wp:posOffset>
+              <wp:posOffset>3522980</wp:posOffset>
             </wp:positionH>
             <wp:positionV relativeFrom="page">
-              <wp:posOffset>7844790</wp:posOffset>
+              <wp:posOffset>8522970</wp:posOffset>
             </wp:positionV>
             <wp:extent cx="2929823" cy="1655619"/>
             <wp:effectExtent l="0" t="0" r="4445" b="1905"/>
@@ -669,7 +364,7 @@
                     <pic:cNvPicPr/>
                   </pic:nvPicPr>
                   <pic:blipFill>
-                    <a:blip r:embed="rId6" cstate="print">
+                    <a:blip r:embed="rId7" cstate="print">
                       <a:extLst>
                         <a:ext uri="{28A0092B-C50C-407E-A947-70E740481C1C}">
                           <a14:useLocalDpi xmlns:a14="http://schemas.microsoft.com/office/drawing/2010/main" val="0"/>
@@ -702,232 +397,94 @@
         </w:drawing>
       </w:r>
     </w:p>
+    <w:p/>
+    <w:p/>
+    <w:p/>
+    <w:p/>
     <w:p>
       <w:pPr>
         <w:rPr>
-          <w:sz w:val="22"/>
-          <w:szCs w:val="22"/>
+          <w:sz w:val="36"/>
+          <w:szCs w:val="36"/>
         </w:rPr>
       </w:pPr>
-    </w:p>
-    <w:p>
-      <w:pPr>
-        <w:rPr>
-          <w:sz w:val="22"/>
-          <w:szCs w:val="22"/>
-        </w:rPr>
-      </w:pPr>
-    </w:p>
-    <w:p>
-      <w:pPr>
-        <w:rPr>
-          <w:sz w:val="22"/>
-          <w:szCs w:val="22"/>
-        </w:rPr>
-      </w:pPr>
-    </w:p>
-    <w:p>
-      <w:pPr>
-        <w:rPr>
-          <w:sz w:val="22"/>
-          <w:szCs w:val="22"/>
-        </w:rPr>
-      </w:pPr>
-    </w:p>
-    <w:p>
-      <w:pPr>
-        <w:rPr>
-          <w:sz w:val="22"/>
-          <w:szCs w:val="22"/>
-        </w:rPr>
-      </w:pPr>
-    </w:p>
-    <w:p>
-      <w:pPr>
-        <w:rPr>
-          <w:sz w:val="32"/>
-          <w:szCs w:val="32"/>
-        </w:rPr>
-      </w:pPr>
-      <w:r>
-        <w:rPr>
-          <w:sz w:val="32"/>
-          <w:szCs w:val="32"/>
-        </w:rPr>
-        <w:lastRenderedPageBreak/>
+      <w:r>
+        <w:rPr>
+          <w:sz w:val="36"/>
+          <w:szCs w:val="36"/>
+        </w:rPr>
         <w:t>Image Sizes</w:t>
       </w:r>
     </w:p>
     <w:p>
-      <w:pPr>
-        <w:rPr>
-          <w:sz w:val="22"/>
-          <w:szCs w:val="22"/>
-        </w:rPr>
-      </w:pPr>
-      <w:r>
-        <w:rPr>
-          <w:sz w:val="22"/>
-          <w:szCs w:val="22"/>
-        </w:rPr>
+      <w:r>
         <w:t>The overall preference</w:t>
       </w:r>
       <w:r>
-        <w:rPr>
-          <w:sz w:val="22"/>
-          <w:szCs w:val="22"/>
-        </w:rPr>
         <w:t xml:space="preserve"> of this trial was to use larger image sizes. In this </w:t>
       </w:r>
       <w:r>
-        <w:rPr>
-          <w:sz w:val="22"/>
-          <w:szCs w:val="22"/>
-        </w:rPr>
         <w:t>question there was 3 options: smaller images, larger images and somewhere in between. 2 of the surveyors want</w:t>
       </w:r>
       <w:r>
-        <w:rPr>
-          <w:sz w:val="22"/>
-          <w:szCs w:val="22"/>
-        </w:rPr>
         <w:t xml:space="preserve">ed larger images, 1 surveyor wanted smaller images and the other surveyor picked somewhere in between. When later asked </w:t>
       </w:r>
       <w:r>
-        <w:rPr>
-          <w:sz w:val="22"/>
-          <w:szCs w:val="22"/>
-        </w:rPr>
         <w:t>where in between they would like they said slightly smaller than the larger images. From these results I’ve decided to listen to the end users’</w:t>
       </w:r>
       <w:r>
-        <w:rPr>
-          <w:sz w:val="22"/>
-          <w:szCs w:val="22"/>
-        </w:rPr>
         <w:t xml:space="preserve"> considerations and increase the image sizes (which were originally the small option) </w:t>
       </w:r>
       <w:r>
-        <w:rPr>
-          <w:sz w:val="22"/>
-          <w:szCs w:val="22"/>
-        </w:rPr>
         <w:t xml:space="preserve">on non-mobile devices </w:t>
       </w:r>
       <w:r>
-        <w:rPr>
-          <w:sz w:val="22"/>
-          <w:szCs w:val="22"/>
-        </w:rPr>
         <w:t>to the larger size</w:t>
       </w:r>
       <w:r>
-        <w:rPr>
-          <w:sz w:val="22"/>
-          <w:szCs w:val="22"/>
-        </w:rPr>
         <w:t xml:space="preserve"> I depicted in the tests</w:t>
       </w:r>
       <w:r>
-        <w:rPr>
-          <w:sz w:val="22"/>
-          <w:szCs w:val="22"/>
-        </w:rPr>
         <w:t>.</w:t>
       </w:r>
       <w:r>
-        <w:rPr>
-          <w:sz w:val="22"/>
-          <w:szCs w:val="22"/>
-        </w:rPr>
         <w:t xml:space="preserve"> This change will make it easier for users to see the graphs and</w:t>
       </w:r>
       <w:r>
-        <w:rPr>
-          <w:sz w:val="22"/>
-          <w:szCs w:val="22"/>
-        </w:rPr>
         <w:t xml:space="preserve"> images</w:t>
       </w:r>
       <w:r>
-        <w:rPr>
-          <w:sz w:val="22"/>
-          <w:szCs w:val="22"/>
-        </w:rPr>
         <w:t xml:space="preserve"> and thereby learn</w:t>
       </w:r>
       <w:r>
-        <w:rPr>
-          <w:sz w:val="22"/>
-          <w:szCs w:val="22"/>
-        </w:rPr>
         <w:t>.</w:t>
       </w:r>
       <w:r>
-        <w:rPr>
-          <w:sz w:val="22"/>
-          <w:szCs w:val="22"/>
-        </w:rPr>
         <w:t xml:space="preserve"> </w:t>
       </w:r>
       <w:r>
-        <w:rPr>
-          <w:sz w:val="22"/>
-          <w:szCs w:val="22"/>
-        </w:rPr>
         <w:t xml:space="preserve">Below is the before and after of what this change looks like. I altered the image </w:t>
       </w:r>
       <w:r>
-        <w:rPr>
-          <w:sz w:val="22"/>
-          <w:szCs w:val="22"/>
-        </w:rPr>
         <w:t>height by changing it from</w:t>
       </w:r>
       <w:r>
-        <w:rPr>
-          <w:sz w:val="22"/>
-          <w:szCs w:val="22"/>
-        </w:rPr>
         <w:t xml:space="preserve"> 300px to 400px.</w:t>
       </w:r>
     </w:p>
     <w:p>
-      <w:pPr>
-        <w:rPr>
-          <w:sz w:val="22"/>
-          <w:szCs w:val="22"/>
-        </w:rPr>
-      </w:pPr>
-      <w:r>
-        <w:rPr>
-          <w:sz w:val="22"/>
-          <w:szCs w:val="22"/>
-        </w:rPr>
-        <w:t>Before:                                                                                                        After:</w:t>
-      </w:r>
-    </w:p>
-    <w:p>
-      <w:pPr>
-        <w:rPr>
-          <w:sz w:val="22"/>
-          <w:szCs w:val="22"/>
-        </w:rPr>
-      </w:pPr>
       <w:r>
         <w:rPr>
           <w:noProof/>
-          <w:sz w:val="22"/>
-          <w:szCs w:val="22"/>
         </w:rPr>
         <w:drawing>
-          <wp:anchor distT="0" distB="0" distL="114300" distR="114300" simplePos="0" relativeHeight="251661312" behindDoc="0" locked="0" layoutInCell="1" allowOverlap="1" wp14:anchorId="57C013B6" wp14:editId="47962128">
+          <wp:anchor distT="0" distB="0" distL="114300" distR="114300" simplePos="0" relativeHeight="251658243" behindDoc="0" locked="0" layoutInCell="1" allowOverlap="1" wp14:anchorId="57C013B6" wp14:editId="0B83274D">
             <wp:simplePos x="0" y="0"/>
             <wp:positionH relativeFrom="column">
-              <wp:posOffset>3482975</wp:posOffset>
+              <wp:posOffset>3582035</wp:posOffset>
             </wp:positionH>
             <wp:positionV relativeFrom="page">
-              <wp:posOffset>3489960</wp:posOffset>
+              <wp:posOffset>3947160</wp:posOffset>
             </wp:positionV>
             <wp:extent cx="3207385" cy="1551940"/>
             <wp:effectExtent l="0" t="0" r="0" b="0"/>
@@ -944,7 +501,7 @@
                     <pic:cNvPicPr/>
                   </pic:nvPicPr>
                   <pic:blipFill>
-                    <a:blip r:embed="rId7" cstate="print">
+                    <a:blip r:embed="rId8" cstate="print">
                       <a:extLst>
                         <a:ext uri="{28A0092B-C50C-407E-A947-70E740481C1C}">
                           <a14:useLocalDpi xmlns:a14="http://schemas.microsoft.com/office/drawing/2010/main" val="0"/>
@@ -971,19 +528,22 @@
         </w:drawing>
       </w:r>
       <w:r>
+        <w:t>Before:                                                                                                        After:</w:t>
+      </w:r>
+    </w:p>
+    <w:p>
+      <w:r>
         <w:rPr>
           <w:noProof/>
-          <w:sz w:val="22"/>
-          <w:szCs w:val="22"/>
         </w:rPr>
         <w:drawing>
-          <wp:anchor distT="0" distB="0" distL="114300" distR="114300" simplePos="0" relativeHeight="251660288" behindDoc="0" locked="0" layoutInCell="1" allowOverlap="1" wp14:anchorId="24A8A0F1" wp14:editId="588A06DB">
+          <wp:anchor distT="0" distB="0" distL="114300" distR="114300" simplePos="0" relativeHeight="251658242" behindDoc="0" locked="0" layoutInCell="1" allowOverlap="1" wp14:anchorId="24A8A0F1" wp14:editId="23246A09">
             <wp:simplePos x="0" y="0"/>
             <wp:positionH relativeFrom="margin">
               <wp:align>left</wp:align>
             </wp:positionH>
             <wp:positionV relativeFrom="page">
-              <wp:posOffset>3489960</wp:posOffset>
+              <wp:posOffset>4023360</wp:posOffset>
             </wp:positionV>
             <wp:extent cx="3215640" cy="1560928"/>
             <wp:effectExtent l="0" t="0" r="3810" b="1270"/>
@@ -1000,7 +560,7 @@
                     <pic:cNvPicPr/>
                   </pic:nvPicPr>
                   <pic:blipFill>
-                    <a:blip r:embed="rId8" cstate="print">
+                    <a:blip r:embed="rId9" cstate="print">
                       <a:extLst>
                         <a:ext uri="{28A0092B-C50C-407E-A947-70E740481C1C}">
                           <a14:useLocalDpi xmlns:a14="http://schemas.microsoft.com/office/drawing/2010/main" val="0"/>
@@ -1033,147 +593,42 @@
         </w:drawing>
       </w:r>
     </w:p>
+    <w:p/>
+    <w:p/>
+    <w:p/>
+    <w:p/>
+    <w:p/>
     <w:p>
       <w:pPr>
         <w:rPr>
-          <w:sz w:val="22"/>
-          <w:szCs w:val="22"/>
+          <w:sz w:val="36"/>
+          <w:szCs w:val="36"/>
         </w:rPr>
       </w:pPr>
-    </w:p>
-    <w:p>
-      <w:pPr>
-        <w:rPr>
-          <w:sz w:val="22"/>
-          <w:szCs w:val="22"/>
-        </w:rPr>
-      </w:pPr>
-    </w:p>
-    <w:p>
-      <w:pPr>
-        <w:rPr>
-          <w:sz w:val="22"/>
-          <w:szCs w:val="22"/>
-        </w:rPr>
-      </w:pPr>
-    </w:p>
-    <w:p>
-      <w:pPr>
-        <w:rPr>
-          <w:sz w:val="22"/>
-          <w:szCs w:val="22"/>
-        </w:rPr>
-      </w:pPr>
-    </w:p>
-    <w:p>
-      <w:pPr>
-        <w:rPr>
-          <w:sz w:val="22"/>
-          <w:szCs w:val="22"/>
-        </w:rPr>
-      </w:pPr>
-    </w:p>
-    <w:p>
-      <w:pPr>
-        <w:rPr>
-          <w:sz w:val="32"/>
-          <w:szCs w:val="32"/>
-        </w:rPr>
-      </w:pPr>
-      <w:r>
-        <w:rPr>
-          <w:sz w:val="32"/>
-          <w:szCs w:val="32"/>
+      <w:r>
+        <w:rPr>
+          <w:sz w:val="36"/>
+          <w:szCs w:val="36"/>
         </w:rPr>
         <w:t>Mobile Header Sizes</w:t>
       </w:r>
     </w:p>
     <w:p>
-      <w:pPr>
-        <w:rPr>
-          <w:sz w:val="22"/>
-          <w:szCs w:val="22"/>
-        </w:rPr>
-      </w:pPr>
       <w:r>
         <w:rPr>
           <w:noProof/>
-          <w:sz w:val="22"/>
-          <w:szCs w:val="22"/>
         </w:rPr>
         <w:drawing>
-          <wp:anchor distT="0" distB="0" distL="114300" distR="114300" simplePos="0" relativeHeight="251663360" behindDoc="0" locked="0" layoutInCell="1" allowOverlap="1" wp14:anchorId="6E5C3432" wp14:editId="33F22735">
+          <wp:anchor distT="0" distB="0" distL="114300" distR="114300" simplePos="0" relativeHeight="251658244" behindDoc="0" locked="0" layoutInCell="1" allowOverlap="1" wp14:anchorId="2785DB90" wp14:editId="689A3D71">
             <wp:simplePos x="0" y="0"/>
             <wp:positionH relativeFrom="margin">
-              <wp:posOffset>3635375</wp:posOffset>
-            </wp:positionH>
-            <wp:positionV relativeFrom="page">
-              <wp:posOffset>7299960</wp:posOffset>
-            </wp:positionV>
-            <wp:extent cx="1562100" cy="3239616"/>
-            <wp:effectExtent l="0" t="0" r="0" b="0"/>
-            <wp:wrapNone/>
-            <wp:docPr id="1453931369" name="Picture 1"/>
-            <wp:cNvGraphicFramePr>
-              <a:graphicFrameLocks xmlns:a="http://schemas.openxmlformats.org/drawingml/2006/main" noChangeAspect="1"/>
-            </wp:cNvGraphicFramePr>
-            <a:graphic xmlns:a="http://schemas.openxmlformats.org/drawingml/2006/main">
-              <a:graphicData uri="http://schemas.openxmlformats.org/drawingml/2006/picture">
-                <pic:pic xmlns:pic="http://schemas.openxmlformats.org/drawingml/2006/picture">
-                  <pic:nvPicPr>
-                    <pic:cNvPr id="1453931369" name=""/>
-                    <pic:cNvPicPr/>
-                  </pic:nvPicPr>
-                  <pic:blipFill>
-                    <a:blip r:embed="rId9" cstate="print">
-                      <a:extLst>
-                        <a:ext uri="{28A0092B-C50C-407E-A947-70E740481C1C}">
-                          <a14:useLocalDpi xmlns:a14="http://schemas.microsoft.com/office/drawing/2010/main" val="0"/>
-                        </a:ext>
-                      </a:extLst>
-                    </a:blip>
-                    <a:stretch>
-                      <a:fillRect/>
-                    </a:stretch>
-                  </pic:blipFill>
-                  <pic:spPr>
-                    <a:xfrm>
-                      <a:off x="0" y="0"/>
-                      <a:ext cx="1562100" cy="3239616"/>
-                    </a:xfrm>
-                    <a:prstGeom prst="rect">
-                      <a:avLst/>
-                    </a:prstGeom>
-                  </pic:spPr>
-                </pic:pic>
-              </a:graphicData>
-            </a:graphic>
-            <wp14:sizeRelH relativeFrom="margin">
-              <wp14:pctWidth>0</wp14:pctWidth>
-            </wp14:sizeRelH>
-            <wp14:sizeRelV relativeFrom="margin">
-              <wp14:pctHeight>0</wp14:pctHeight>
-            </wp14:sizeRelV>
-          </wp:anchor>
-        </w:drawing>
-      </w:r>
-      <w:r>
-        <w:rPr>
-          <w:noProof/>
-          <w:sz w:val="22"/>
-          <w:szCs w:val="22"/>
-        </w:rPr>
-        <w:drawing>
-          <wp:anchor distT="0" distB="0" distL="114300" distR="114300" simplePos="0" relativeHeight="251662336" behindDoc="0" locked="0" layoutInCell="1" allowOverlap="1" wp14:anchorId="2785DB90" wp14:editId="5B85B809">
-            <wp:simplePos x="0" y="0"/>
-            <wp:positionH relativeFrom="margin">
-              <wp:posOffset>770255</wp:posOffset>
+              <wp:posOffset>777875</wp:posOffset>
             </wp:positionH>
             <wp:positionV relativeFrom="margin">
-              <wp:posOffset>6316980</wp:posOffset>
+              <wp:posOffset>7437120</wp:posOffset>
             </wp:positionV>
-            <wp:extent cx="1579245" cy="3298825"/>
-            <wp:effectExtent l="0" t="0" r="1905" b="0"/>
+            <wp:extent cx="1021080" cy="2132895"/>
+            <wp:effectExtent l="0" t="0" r="7620" b="1270"/>
             <wp:wrapNone/>
             <wp:docPr id="1021657277" name="Picture 1"/>
             <wp:cNvGraphicFramePr>
@@ -1201,7 +656,7 @@
                   <pic:spPr>
                     <a:xfrm>
                       <a:off x="0" y="0"/>
-                      <a:ext cx="1579245" cy="3298825"/>
+                      <a:ext cx="1021080" cy="2132895"/>
                     </a:xfrm>
                     <a:prstGeom prst="rect">
                       <a:avLst/>
@@ -1221,149 +676,148 @@
       </w:r>
       <w:r>
         <w:rPr>
-          <w:sz w:val="22"/>
-          <w:szCs w:val="22"/>
-        </w:rPr>
+          <w:noProof/>
+        </w:rPr>
+        <w:drawing>
+          <wp:anchor distT="0" distB="0" distL="114300" distR="114300" simplePos="0" relativeHeight="251658245" behindDoc="0" locked="0" layoutInCell="1" allowOverlap="1" wp14:anchorId="6E5C3432" wp14:editId="6824D8B3">
+            <wp:simplePos x="0" y="0"/>
+            <wp:positionH relativeFrom="margin">
+              <wp:posOffset>4184015</wp:posOffset>
+            </wp:positionH>
+            <wp:positionV relativeFrom="page">
+              <wp:posOffset>8336280</wp:posOffset>
+            </wp:positionV>
+            <wp:extent cx="962963" cy="1997075"/>
+            <wp:effectExtent l="0" t="0" r="8890" b="3175"/>
+            <wp:wrapNone/>
+            <wp:docPr id="1453931369" name="Picture 1"/>
+            <wp:cNvGraphicFramePr>
+              <a:graphicFrameLocks xmlns:a="http://schemas.openxmlformats.org/drawingml/2006/main" noChangeAspect="1"/>
+            </wp:cNvGraphicFramePr>
+            <a:graphic xmlns:a="http://schemas.openxmlformats.org/drawingml/2006/main">
+              <a:graphicData uri="http://schemas.openxmlformats.org/drawingml/2006/picture">
+                <pic:pic xmlns:pic="http://schemas.openxmlformats.org/drawingml/2006/picture">
+                  <pic:nvPicPr>
+                    <pic:cNvPr id="1453931369" name=""/>
+                    <pic:cNvPicPr/>
+                  </pic:nvPicPr>
+                  <pic:blipFill>
+                    <a:blip r:embed="rId11" cstate="print">
+                      <a:extLst>
+                        <a:ext uri="{28A0092B-C50C-407E-A947-70E740481C1C}">
+                          <a14:useLocalDpi xmlns:a14="http://schemas.microsoft.com/office/drawing/2010/main" val="0"/>
+                        </a:ext>
+                      </a:extLst>
+                    </a:blip>
+                    <a:stretch>
+                      <a:fillRect/>
+                    </a:stretch>
+                  </pic:blipFill>
+                  <pic:spPr>
+                    <a:xfrm>
+                      <a:off x="0" y="0"/>
+                      <a:ext cx="964986" cy="2001270"/>
+                    </a:xfrm>
+                    <a:prstGeom prst="rect">
+                      <a:avLst/>
+                    </a:prstGeom>
+                  </pic:spPr>
+                </pic:pic>
+              </a:graphicData>
+            </a:graphic>
+            <wp14:sizeRelH relativeFrom="margin">
+              <wp14:pctWidth>0</wp14:pctWidth>
+            </wp14:sizeRelH>
+            <wp14:sizeRelV relativeFrom="margin">
+              <wp14:pctHeight>0</wp14:pctHeight>
+            </wp14:sizeRelV>
+          </wp:anchor>
+        </w:drawing>
+      </w:r>
+      <w:r>
         <w:t>Th</w:t>
       </w:r>
       <w:r>
-        <w:rPr>
-          <w:sz w:val="22"/>
-          <w:szCs w:val="22"/>
-        </w:rPr>
         <w:t xml:space="preserve">is was the only result to have </w:t>
       </w:r>
       <w:r>
-        <w:rPr>
-          <w:sz w:val="22"/>
-          <w:szCs w:val="22"/>
-        </w:rPr>
         <w:t>a</w:t>
       </w:r>
       <w:r>
-        <w:rPr>
-          <w:sz w:val="22"/>
-          <w:szCs w:val="22"/>
-        </w:rPr>
         <w:t xml:space="preserve"> unanimous decision</w:t>
       </w:r>
       <w:r>
-        <w:rPr>
-          <w:sz w:val="22"/>
-          <w:szCs w:val="22"/>
-        </w:rPr>
         <w:t xml:space="preserve"> amongst all surveyors, which I also entirely agree with. This question </w:t>
       </w:r>
       <w:r>
-        <w:rPr>
-          <w:sz w:val="22"/>
-          <w:szCs w:val="22"/>
-        </w:rPr>
         <w:t xml:space="preserve">asked the surveyors if they preferred larger or smaller </w:t>
       </w:r>
       <w:r>
-        <w:rPr>
-          <w:sz w:val="22"/>
-          <w:szCs w:val="22"/>
-        </w:rPr>
         <w:t>headings on small devices. Everyone unequivocally wanted smaller headings because of the less space they took up which allowed a much easier reading experience on a small device.</w:t>
       </w:r>
       <w:r>
-        <w:rPr>
-          <w:sz w:val="22"/>
-          <w:szCs w:val="22"/>
-        </w:rPr>
         <w:t xml:space="preserve"> From these results I’ve decided to decrease the font size of the headings to </w:t>
       </w:r>
       <w:r>
-        <w:rPr>
-          <w:sz w:val="22"/>
-          <w:szCs w:val="22"/>
-        </w:rPr>
         <w:t>make</w:t>
       </w:r>
       <w:r>
-        <w:rPr>
-          <w:sz w:val="22"/>
-          <w:szCs w:val="22"/>
-        </w:rPr>
         <w:t xml:space="preserve"> the website more accessible on phones and tablets. Below is the before and after </w:t>
       </w:r>
       <w:r>
-        <w:rPr>
-          <w:sz w:val="22"/>
-          <w:szCs w:val="22"/>
-        </w:rPr>
         <w:t xml:space="preserve">of this change on a small phone (this change also effected larger phones and tablets). I decreased the font size </w:t>
       </w:r>
       <w:r>
-        <w:rPr>
-          <w:sz w:val="22"/>
-          <w:szCs w:val="22"/>
-        </w:rPr>
         <w:t>of h1 and h3 elements by 1rem (</w:t>
       </w:r>
       <w:r>
-        <w:rPr>
-          <w:sz w:val="22"/>
-          <w:szCs w:val="22"/>
-        </w:rPr>
         <w:t>currently 18px) and the font size of h4 elements by .5rem (which currently would be 9px).</w:t>
       </w:r>
     </w:p>
     <w:p>
+      <w:r>
+        <w:t>Before:</w:t>
+      </w:r>
+      <w:r>
+        <w:t xml:space="preserve">                                                                                         After:</w:t>
+      </w:r>
+      <w:r>
+        <w:rPr>
+          <w:noProof/>
+          <w:sz w:val="28"/>
+          <w:szCs w:val="28"/>
+        </w:rPr>
+        <w:t xml:space="preserve"> </w:t>
+      </w:r>
+    </w:p>
+    <w:p/>
+    <w:p>
       <w:pPr>
         <w:rPr>
-          <w:sz w:val="22"/>
-          <w:szCs w:val="22"/>
+          <w:sz w:val="28"/>
+          <w:szCs w:val="28"/>
         </w:rPr>
       </w:pPr>
-      <w:r>
-        <w:rPr>
-          <w:sz w:val="22"/>
-          <w:szCs w:val="22"/>
-        </w:rPr>
-        <w:t>Before:</w:t>
-      </w:r>
-      <w:r>
-        <w:rPr>
-          <w:sz w:val="22"/>
-          <w:szCs w:val="22"/>
-        </w:rPr>
-        <w:t xml:space="preserve">                                                                                         After:</w:t>
-      </w:r>
-      <w:r>
-        <w:rPr>
-          <w:noProof/>
-        </w:rPr>
-        <w:t xml:space="preserve"> </w:t>
-      </w:r>
     </w:p>
     <w:p>
       <w:pPr>
         <w:rPr>
-          <w:sz w:val="22"/>
-          <w:szCs w:val="22"/>
+          <w:sz w:val="28"/>
+          <w:szCs w:val="28"/>
         </w:rPr>
       </w:pPr>
     </w:p>
-    <w:p/>
-    <w:p/>
-    <w:p/>
-    <w:p/>
-    <w:p/>
-    <w:p/>
     <w:p>
       <w:pPr>
         <w:rPr>
-          <w:sz w:val="32"/>
-          <w:szCs w:val="32"/>
+          <w:sz w:val="36"/>
+          <w:szCs w:val="36"/>
         </w:rPr>
       </w:pPr>
       <w:r>
         <w:rPr>
-          <w:sz w:val="32"/>
-          <w:szCs w:val="32"/>
+          <w:sz w:val="36"/>
+          <w:szCs w:val="36"/>
         </w:rPr>
         <w:lastRenderedPageBreak/>
         <w:t>Other Feedback</w:t>
@@ -1371,32 +825,420 @@
     </w:p>
     <w:p>
       <w:r>
-        <w:rPr>
-          <w:sz w:val="22"/>
-          <w:szCs w:val="22"/>
-        </w:rPr>
         <w:t xml:space="preserve">There was 2 other pieces of feedback from the surveyors. Larger </w:t>
       </w:r>
       <w:r>
-        <w:rPr>
-          <w:sz w:val="22"/>
-          <w:szCs w:val="22"/>
-        </w:rPr>
         <w:t xml:space="preserve">font sizes for the “Result:” and “Round [X]:” titles on the play page and a larger font size for the main text. Each of those was from 1 individual so I will add them into the next round of trialling to see whether they are a </w:t>
       </w:r>
       <w:r>
-        <w:rPr>
-          <w:sz w:val="22"/>
-          <w:szCs w:val="22"/>
-        </w:rPr>
         <w:t>personalised opinion or accurate representations of the end users’ considerations.</w:t>
       </w:r>
       <w:r>
-        <w:rPr>
-          <w:sz w:val="22"/>
-          <w:szCs w:val="22"/>
-        </w:rPr>
         <w:t xml:space="preserve"> </w:t>
+      </w:r>
+    </w:p>
+    <w:p/>
+    <w:p>
+      <w:pPr>
+        <w:rPr>
+          <w:sz w:val="48"/>
+          <w:szCs w:val="48"/>
+        </w:rPr>
+      </w:pPr>
+      <w:r>
+        <w:rPr>
+          <w:sz w:val="48"/>
+          <w:szCs w:val="48"/>
+        </w:rPr>
+        <w:t>Round</w:t>
+      </w:r>
+      <w:r>
+        <w:rPr>
+          <w:sz w:val="48"/>
+          <w:szCs w:val="48"/>
+        </w:rPr>
+        <w:t xml:space="preserve"> 2</w:t>
+      </w:r>
+      <w:r>
+        <w:rPr>
+          <w:sz w:val="48"/>
+          <w:szCs w:val="48"/>
+        </w:rPr>
+        <w:t>:</w:t>
+      </w:r>
+    </w:p>
+    <w:p>
+      <w:pPr>
+        <w:rPr>
+          <w:sz w:val="28"/>
+          <w:szCs w:val="28"/>
+        </w:rPr>
+      </w:pPr>
+      <w:r>
+        <w:t>Link to google forms survey:</w:t>
+      </w:r>
+      <w:r>
+        <w:t xml:space="preserve"> </w:t>
+      </w:r>
+      <w:hyperlink r:id="rId12" w:history="1">
+        <w:r>
+          <w:rPr>
+            <w:rStyle w:val="Hyperlink"/>
+            <w:sz w:val="28"/>
+            <w:szCs w:val="28"/>
+          </w:rPr>
+          <w:t>https://docs.google.com/forms/d/1aCTEbrhwR1qJDeCGLkIhvcZpDcww9C0UN7JwEIil3FE/edit?pli=1#responses</w:t>
+        </w:r>
+      </w:hyperlink>
+      <w:r>
+        <w:rPr>
+          <w:sz w:val="28"/>
+          <w:szCs w:val="28"/>
+        </w:rPr>
+        <w:t xml:space="preserve"> </w:t>
+      </w:r>
+    </w:p>
+    <w:p>
+      <w:r>
+        <w:t xml:space="preserve">In the </w:t>
+      </w:r>
+      <w:r>
+        <w:t>second</w:t>
+      </w:r>
+      <w:r>
+        <w:t xml:space="preserve"> round of trialling, I asked</w:t>
+      </w:r>
+      <w:r>
+        <w:t xml:space="preserve"> a different</w:t>
+      </w:r>
+      <w:r>
+        <w:t xml:space="preserve"> 4 male and female English-speaking students (aged 16-20) across New Zealand their preferences on </w:t>
+      </w:r>
+      <w:r>
+        <w:t xml:space="preserve">heading and text sizes and image complexities along with </w:t>
+      </w:r>
+      <w:r>
+        <w:t>satisfaction and general improvement questions.</w:t>
+      </w:r>
+    </w:p>
+    <w:p/>
+    <w:p>
+      <w:pPr>
+        <w:rPr>
+          <w:sz w:val="36"/>
+          <w:szCs w:val="36"/>
+        </w:rPr>
+      </w:pPr>
+      <w:r>
+        <w:rPr>
+          <w:sz w:val="36"/>
+          <w:szCs w:val="36"/>
+        </w:rPr>
+        <w:t>Play “Round [X]:” “Result:” heading sizes</w:t>
+      </w:r>
+    </w:p>
+    <w:p>
+      <w:r>
+        <w:t>Th</w:t>
+      </w:r>
+      <w:r>
+        <w:t xml:space="preserve">is question was taken from feedback suggested in the last round of testing by </w:t>
+      </w:r>
+      <w:r>
+        <w:t>an</w:t>
+      </w:r>
+      <w:r>
+        <w:t xml:space="preserve"> individual who wanted a larger font size. The question asked </w:t>
+      </w:r>
+      <w:r>
+        <w:t xml:space="preserve">surveyors to choose smaller or larger font size, when given examples or ‘somewhere in between’. </w:t>
+      </w:r>
+      <w:r>
+        <w:t xml:space="preserve">50% of respondents said larger and the other 50% said somewhere in between. In response to the </w:t>
+      </w:r>
+      <w:r>
+        <w:t>feedback,</w:t>
+      </w:r>
+      <w:r>
+        <w:t xml:space="preserve"> I will increase the heading size from [[[[]]]]]</w:t>
+      </w:r>
+      <w:r>
+        <w:t xml:space="preserve"> which should make the </w:t>
+      </w:r>
+      <w:r>
+        <w:t xml:space="preserve">headings </w:t>
+      </w:r>
+      <w:r>
+        <w:t>clearer and easier</w:t>
+      </w:r>
+      <w:r>
+        <w:t xml:space="preserve"> to read thereby improving the websites accessibility and fitness for purpose.</w:t>
+      </w:r>
+    </w:p>
+    <w:p>
+      <w:pPr>
+        <w:rPr>
+          <w:sz w:val="36"/>
+          <w:szCs w:val="36"/>
+        </w:rPr>
+      </w:pPr>
+      <w:r>
+        <w:rPr>
+          <w:sz w:val="36"/>
+          <w:szCs w:val="36"/>
+        </w:rPr>
+        <w:t>Font sizes</w:t>
+      </w:r>
+    </w:p>
+    <w:p>
+      <w:r>
+        <w:t>This question was also taken from feedback suggested in the last round of testing by one individual that wanting a larger main text size. I broke this question into 3, larger, smaller or somewhere in between text sizes for Laptops, Tablets and phones.</w:t>
+      </w:r>
+      <w:r>
+        <w:t xml:space="preserve"> The tablet and phone tests were both unanimously smaller and so no changes will be made there. The laptop question however was split 50% 50% on smaller (which was the original) and somewhere in between. </w:t>
+      </w:r>
+      <w:r>
+        <w:t>Therefore,</w:t>
+      </w:r>
+      <w:r>
+        <w:t xml:space="preserve"> I decided to increase the font size slightly</w:t>
+      </w:r>
+      <w:r>
+        <w:t xml:space="preserve"> to make the website more </w:t>
+      </w:r>
+      <w:r>
+        <w:t>user friendly and accessible as it is easier and more comfortable</w:t>
+      </w:r>
+      <w:r>
+        <w:t xml:space="preserve"> for users</w:t>
+      </w:r>
+      <w:r>
+        <w:t xml:space="preserve"> to read the content.</w:t>
+      </w:r>
+      <w:r>
+        <w:t xml:space="preserve"> []][][][][][</w:t>
+      </w:r>
+    </w:p>
+    <w:p>
+      <w:pPr>
+        <w:rPr>
+          <w:sz w:val="36"/>
+          <w:szCs w:val="36"/>
+        </w:rPr>
+      </w:pPr>
+      <w:r>
+        <w:rPr>
+          <w:sz w:val="36"/>
+          <w:szCs w:val="36"/>
+        </w:rPr>
+        <w:t>Image complexity</w:t>
+      </w:r>
+    </w:p>
+    <w:p>
+      <w:r>
+        <w:t>This</w:t>
+      </w:r>
+      <w:r>
+        <w:t xml:space="preserve"> question asked users if they preferred simple images</w:t>
+      </w:r>
+      <w:r>
+        <w:t xml:space="preserve"> or complex infographics for the learn sections</w:t>
+      </w:r>
+      <w:r>
+        <w:t xml:space="preserve">. Unanimously responders chose </w:t>
+      </w:r>
+      <w:r>
+        <w:t xml:space="preserve">simple images with the most common theme </w:t>
+      </w:r>
+      <w:r>
+        <w:lastRenderedPageBreak/>
+        <w:t>being the infographics were overwhelming and not helpful.</w:t>
+      </w:r>
+      <w:r>
+        <w:t xml:space="preserve"> </w:t>
+      </w:r>
+      <w:r>
+        <w:t>Because of this feedback I went through the learn section and changed every complex infographic</w:t>
+      </w:r>
+      <w:r>
+        <w:t>, this made the design feel more consistent as the images were much more similar</w:t>
+      </w:r>
+      <w:r>
+        <w:t xml:space="preserve"> and less overwhelming which improved the usability as minimalist aesthetic allowing users to learn</w:t>
+      </w:r>
+      <w:r>
+        <w:t xml:space="preserve"> with less distractions</w:t>
+      </w:r>
+      <w:r>
+        <w:t>. An example of an image changed is below.</w:t>
+      </w:r>
+      <w:r>
+        <w:t xml:space="preserve"> </w:t>
+      </w:r>
+    </w:p>
+    <w:p>
+      <w:pPr>
+        <w:rPr>
+          <w:sz w:val="36"/>
+          <w:szCs w:val="36"/>
+        </w:rPr>
+      </w:pPr>
+      <w:r>
+        <w:rPr>
+          <w:sz w:val="36"/>
+          <w:szCs w:val="36"/>
+        </w:rPr>
+        <w:t>Open improvement questions</w:t>
+      </w:r>
+      <w:r>
+        <w:rPr>
+          <w:sz w:val="36"/>
+          <w:szCs w:val="36"/>
+        </w:rPr>
+        <w:t xml:space="preserve"> and reflection</w:t>
+      </w:r>
+    </w:p>
+    <w:p>
+      <w:r>
+        <w:t xml:space="preserve">I provided screenshots of the websites pages and asked </w:t>
+      </w:r>
+      <w:r>
+        <w:t>if users had any improvements they wanted to see. The only improvement was ‘perhaps a more compressed footer’ and when I asked the responder what exactly they meant they said they “just wrote something because I [they] t</w:t>
+      </w:r>
+      <w:r>
+        <w:t xml:space="preserve">hought I [they] should” so I </w:t>
+      </w:r>
+      <w:r>
+        <w:t>disregarded the suggestion since I nor any other tr</w:t>
+      </w:r>
+      <w:r>
+        <w:t>ial</w:t>
+      </w:r>
+      <w:r>
+        <w:t xml:space="preserve">lers felt </w:t>
+      </w:r>
+      <w:r>
+        <w:t>the same way</w:t>
+      </w:r>
+      <w:r>
+        <w:t xml:space="preserve"> about the footer</w:t>
+      </w:r>
+      <w:r>
+        <w:t xml:space="preserve">. </w:t>
+      </w:r>
+    </w:p>
+    <w:p>
+      <w:r>
+        <w:t xml:space="preserve">There </w:t>
+      </w:r>
+      <w:r>
+        <w:t>were</w:t>
+      </w:r>
+      <w:r>
+        <w:t xml:space="preserve"> also no improvements given in the ‘Any other comments?’ question.</w:t>
+      </w:r>
+      <w:r>
+        <w:t xml:space="preserve"> </w:t>
+      </w:r>
+    </w:p>
+    <w:p>
+      <w:r>
+        <w:t xml:space="preserve">I gave a screen recording (not in the form but can be seen in </w:t>
+      </w:r>
+      <w:r>
+        <w:t>‘</w:t>
+      </w:r>
+      <w:r>
+        <w:t>tests\trialling_images\round_2\play_screen_recording.mp4</w:t>
+      </w:r>
+      <w:r>
+        <w:t>’) of the play experience and asked users if they had any improvements, none were given</w:t>
+      </w:r>
+      <w:r>
+        <w:t xml:space="preserve"> and the responses showed they found the experience intuitive and enjoyable.</w:t>
+      </w:r>
+    </w:p>
+    <w:p>
+      <w:r>
+        <w:t xml:space="preserve">The satisfaction question </w:t>
+      </w:r>
+      <w:r>
+        <w:t>then</w:t>
+      </w:r>
+      <w:r>
+        <w:t xml:space="preserve"> asked how likely users would be to use the website if interested</w:t>
+      </w:r>
+      <w:r>
+        <w:t>.</w:t>
+      </w:r>
+      <w:r>
+        <w:t xml:space="preserve"> </w:t>
+      </w:r>
+      <w:r>
+        <w:t xml:space="preserve">Respondents </w:t>
+      </w:r>
+      <w:r>
+        <w:t>scored</w:t>
+      </w:r>
+      <w:r>
+        <w:t xml:space="preserve"> one 8, a 9 and two 10s, the two comments given also reinforced these scores. </w:t>
+      </w:r>
+    </w:p>
+    <w:p>
+      <w:pPr>
+        <w:rPr>
+          <w:sz w:val="28"/>
+          <w:szCs w:val="28"/>
+        </w:rPr>
+      </w:pPr>
+      <w:r>
+        <w:rPr>
+          <w:sz w:val="28"/>
+          <w:szCs w:val="28"/>
+        </w:rPr>
+        <w:t xml:space="preserve">Because of </w:t>
+      </w:r>
+      <w:r>
+        <w:rPr>
+          <w:sz w:val="28"/>
+          <w:szCs w:val="28"/>
+        </w:rPr>
+        <w:t>the above</w:t>
+      </w:r>
+      <w:r>
+        <w:rPr>
+          <w:sz w:val="28"/>
+          <w:szCs w:val="28"/>
+        </w:rPr>
+        <w:t xml:space="preserve"> I feel confident that the intended end-users are satisfied with the website</w:t>
+      </w:r>
+      <w:r>
+        <w:rPr>
+          <w:sz w:val="28"/>
+          <w:szCs w:val="28"/>
+        </w:rPr>
+        <w:t xml:space="preserve"> and will not be doing another round of tri</w:t>
+      </w:r>
+      <w:r>
+        <w:rPr>
+          <w:sz w:val="28"/>
+          <w:szCs w:val="28"/>
+        </w:rPr>
+        <w:t>al</w:t>
+      </w:r>
+      <w:r>
+        <w:rPr>
+          <w:sz w:val="28"/>
+          <w:szCs w:val="28"/>
+        </w:rPr>
+        <w:t>ling</w:t>
+      </w:r>
+      <w:r>
+        <w:rPr>
+          <w:sz w:val="28"/>
+          <w:szCs w:val="28"/>
+        </w:rPr>
+        <w:t>.</w:t>
       </w:r>
     </w:p>
     <w:sectPr>
@@ -1407,6 +1249,10 @@
     </w:sectPr>
   </w:body>
 </w:document>
+</file>
+
+<file path=word/numbering.xml><?xml version="1.0" encoding="utf-8"?>
+<w:numbering xmlns:wpc="http://schemas.microsoft.com/office/word/2010/wordprocessingCanvas" xmlns:cx="http://schemas.microsoft.com/office/drawing/2014/chartex" xmlns:cx1="http://schemas.microsoft.com/office/drawing/2015/9/8/chartex" xmlns:cx2="http://schemas.microsoft.com/office/drawing/2015/10/21/chartex" xmlns:cx3="http://schemas.microsoft.com/office/drawing/2016/5/9/chartex" xmlns:cx4="http://schemas.microsoft.com/office/drawing/2016/5/10/chartex" xmlns:cx5="http://schemas.microsoft.com/office/drawing/2016/5/11/chartex" xmlns:cx6="http://schemas.microsoft.com/office/drawing/2016/5/12/chartex" xmlns:cx7="http://schemas.microsoft.com/office/drawing/2016/5/13/chartex" xmlns:cx8="http://schemas.microsoft.com/office/drawing/2016/5/14/chartex" xmlns:mc="http://schemas.openxmlformats.org/markup-compatibility/2006" xmlns:aink="http://schemas.microsoft.com/office/drawing/2016/ink" xmlns:am3d="http://schemas.microsoft.com/office/drawing/2017/model3d" xmlns:o="urn:schemas-microsoft-com:office:office" xmlns:oel="http://schemas.microsoft.com/office/2019/extlst" xmlns:r="http://schemas.openxmlformats.org/officeDocument/2006/relationships" xmlns:m="http://schemas.openxmlformats.org/officeDocument/2006/math" xmlns:v="urn:schemas-microsoft-com:vml" xmlns:wp14="http://schemas.microsoft.com/office/word/2010/wordprocessingDrawing" xmlns:wp="http://schemas.openxmlformats.org/drawingml/2006/wordprocessingDrawing" xmlns:w10="urn:schemas-microsoft-com:office:word" xmlns:w="http://schemas.openxmlformats.org/wordprocessingml/2006/main" xmlns:w14="http://schemas.microsoft.com/office/word/2010/wordml" xmlns:w15="http://schemas.microsoft.com/office/word/2012/wordml" xmlns:w16cex="http://schemas.microsoft.com/office/word/2018/wordml/cex" xmlns:w16cid="http://schemas.microsoft.com/office/word/2016/wordml/cid" xmlns:w16="http://schemas.microsoft.com/office/word/2018/wordml" xmlns:w16du="http://schemas.microsoft.com/office/word/2023/wordml/word16du" xmlns:w16sdtdh="http://schemas.microsoft.com/office/word/2020/wordml/sdtdatahash" xmlns:w16sdtfl="http://schemas.microsoft.com/office/word/2024/wordml/sdtformatlock" xmlns:w16se="http://schemas.microsoft.com/office/word/2015/wordml/symex" xmlns:wpg="http://schemas.microsoft.com/office/word/2010/wordprocessingGroup" xmlns:wpi="http://schemas.microsoft.com/office/word/2010/wordprocessingInk" xmlns:wne="http://schemas.microsoft.com/office/word/2006/wordml" xmlns:wps="http://schemas.microsoft.com/office/word/2010/wordprocessingShape" mc:Ignorable="w14 w15 w16se w16cid w16 w16cex w16sdtdh w16sdtfl w16du wp14"/>
 </file>
 
 <file path=word/styles.xml><?xml version="1.0" encoding="utf-8"?>

--- a/tests/trials.docx
+++ b/tests/trials.docx
@@ -243,8 +243,13 @@
         <w:t>“</w:t>
       </w:r>
       <w:r>
-        <w:t>&lt;br</w:t>
-      </w:r>
+        <w:t>&lt;</w:t>
+      </w:r>
+      <w:proofErr w:type="spellStart"/>
+      <w:r>
+        <w:t>br</w:t>
+      </w:r>
+      <w:proofErr w:type="spellEnd"/>
       <w:r>
         <w:t xml:space="preserve"> /</w:t>
       </w:r>
@@ -276,7 +281,7 @@
           <w:noProof/>
         </w:rPr>
         <w:drawing>
-          <wp:anchor distT="0" distB="0" distL="114300" distR="114300" simplePos="0" relativeHeight="251658240" behindDoc="0" locked="0" layoutInCell="1" allowOverlap="1" wp14:anchorId="3DB256D8" wp14:editId="2E5FED1D">
+          <wp:anchor distT="0" distB="0" distL="114300" distR="114300" simplePos="0" relativeHeight="251658240" behindDoc="0" locked="0" layoutInCell="1" allowOverlap="1" wp14:anchorId="3DB256D8" wp14:editId="017F582E">
             <wp:simplePos x="0" y="0"/>
             <wp:positionH relativeFrom="margin">
               <wp:align>left</wp:align>
@@ -850,21 +855,7 @@
           <w:sz w:val="48"/>
           <w:szCs w:val="48"/>
         </w:rPr>
-        <w:t>Round</w:t>
-      </w:r>
-      <w:r>
-        <w:rPr>
-          <w:sz w:val="48"/>
-          <w:szCs w:val="48"/>
-        </w:rPr>
-        <w:t xml:space="preserve"> 2</w:t>
-      </w:r>
-      <w:r>
-        <w:rPr>
-          <w:sz w:val="48"/>
-          <w:szCs w:val="48"/>
-        </w:rPr>
-        <w:t>:</w:t>
+        <w:t>Round 2:</w:t>
       </w:r>
     </w:p>
     <w:p>
@@ -875,12 +866,9 @@
         </w:rPr>
       </w:pPr>
       <w:r>
-        <w:t>Link to google forms survey:</w:t>
-      </w:r>
-      <w:r>
-        <w:t xml:space="preserve"> </w:t>
-      </w:r>
-      <w:hyperlink r:id="rId12" w:history="1">
+        <w:t xml:space="preserve">Link to google forms survey: </w:t>
+      </w:r>
+      <w:hyperlink r:id="rId12" w:anchor="responses" w:history="1">
         <w:r>
           <w:rPr>
             <w:rStyle w:val="Hyperlink"/>
@@ -900,19 +888,7 @@
     </w:p>
     <w:p>
       <w:r>
-        <w:t xml:space="preserve">In the </w:t>
-      </w:r>
-      <w:r>
-        <w:t>second</w:t>
-      </w:r>
-      <w:r>
-        <w:t xml:space="preserve"> round of trialling, I asked</w:t>
-      </w:r>
-      <w:r>
-        <w:t xml:space="preserve"> a different</w:t>
-      </w:r>
-      <w:r>
-        <w:t xml:space="preserve"> 4 male and female English-speaking students (aged 16-20) across New Zealand their preferences on </w:t>
+        <w:t xml:space="preserve">In the second round of trialling, I asked a different 4 male and female English-speaking students (aged 16-20) across New Zealand their preferences on </w:t>
       </w:r>
       <w:r>
         <w:t xml:space="preserve">heading and text sizes and image complexities along with </w:t>
@@ -960,7 +936,22 @@
         <w:t>feedback,</w:t>
       </w:r>
       <w:r>
-        <w:t xml:space="preserve"> I will increase the heading size from [[[[]]]]]</w:t>
+        <w:t xml:space="preserve"> I will increase the heading size from </w:t>
+      </w:r>
+      <w:r>
+        <w:t>2rem (36px)</w:t>
+      </w:r>
+      <w:r>
+        <w:t xml:space="preserve"> to 2.5rem</w:t>
+      </w:r>
+      <w:r>
+        <w:t xml:space="preserve"> </w:t>
+      </w:r>
+      <w:r>
+        <w:t>(</w:t>
+      </w:r>
+      <w:r>
+        <w:t>45px)</w:t>
       </w:r>
       <w:r>
         <w:t xml:space="preserve"> which should make the </w:t>
@@ -974,7 +965,142 @@
       <w:r>
         <w:t xml:space="preserve"> to read thereby improving the websites accessibility and fitness for purpose.</w:t>
       </w:r>
-    </w:p>
+      <w:r>
+        <w:t xml:space="preserve"> This is also smaller than the 3rem (54px) </w:t>
+      </w:r>
+      <w:r>
+        <w:t>shown in the question so that it can satisfy more of the users</w:t>
+      </w:r>
+      <w:r>
+        <w:t xml:space="preserve"> while still improving the website’s accessibility.</w:t>
+      </w:r>
+    </w:p>
+    <w:p>
+      <w:r>
+        <w:t>Before:                                                                                               After:</w:t>
+      </w:r>
+    </w:p>
+    <w:p>
+      <w:r>
+        <w:drawing>
+          <wp:anchor distT="0" distB="0" distL="114300" distR="114300" simplePos="0" relativeHeight="251660293" behindDoc="0" locked="0" layoutInCell="1" allowOverlap="1" wp14:anchorId="5BDE7EDE" wp14:editId="210F4132">
+            <wp:simplePos x="0" y="0"/>
+            <wp:positionH relativeFrom="margin">
+              <wp:posOffset>3406775</wp:posOffset>
+            </wp:positionH>
+            <wp:positionV relativeFrom="paragraph">
+              <wp:posOffset>182245</wp:posOffset>
+            </wp:positionV>
+            <wp:extent cx="3230880" cy="1817224"/>
+            <wp:effectExtent l="0" t="0" r="7620" b="0"/>
+            <wp:wrapNone/>
+            <wp:docPr id="1884108718" name="Picture 1"/>
+            <wp:cNvGraphicFramePr>
+              <a:graphicFrameLocks xmlns:a="http://schemas.openxmlformats.org/drawingml/2006/main" noChangeAspect="1"/>
+            </wp:cNvGraphicFramePr>
+            <a:graphic xmlns:a="http://schemas.openxmlformats.org/drawingml/2006/main">
+              <a:graphicData uri="http://schemas.openxmlformats.org/drawingml/2006/picture">
+                <pic:pic xmlns:pic="http://schemas.openxmlformats.org/drawingml/2006/picture">
+                  <pic:nvPicPr>
+                    <pic:cNvPr id="1884108718" name=""/>
+                    <pic:cNvPicPr/>
+                  </pic:nvPicPr>
+                  <pic:blipFill>
+                    <a:blip r:embed="rId13" cstate="print">
+                      <a:extLst>
+                        <a:ext uri="{28A0092B-C50C-407E-A947-70E740481C1C}">
+                          <a14:useLocalDpi xmlns:a14="http://schemas.microsoft.com/office/drawing/2010/main" val="0"/>
+                        </a:ext>
+                      </a:extLst>
+                    </a:blip>
+                    <a:stretch>
+                      <a:fillRect/>
+                    </a:stretch>
+                  </pic:blipFill>
+                  <pic:spPr>
+                    <a:xfrm>
+                      <a:off x="0" y="0"/>
+                      <a:ext cx="3230880" cy="1817224"/>
+                    </a:xfrm>
+                    <a:prstGeom prst="rect">
+                      <a:avLst/>
+                    </a:prstGeom>
+                  </pic:spPr>
+                </pic:pic>
+              </a:graphicData>
+            </a:graphic>
+            <wp14:sizeRelH relativeFrom="margin">
+              <wp14:pctWidth>0</wp14:pctWidth>
+            </wp14:sizeRelH>
+            <wp14:sizeRelV relativeFrom="margin">
+              <wp14:pctHeight>0</wp14:pctHeight>
+            </wp14:sizeRelV>
+          </wp:anchor>
+        </w:drawing>
+      </w:r>
+      <w:r>
+        <w:drawing>
+          <wp:anchor distT="0" distB="0" distL="114300" distR="114300" simplePos="0" relativeHeight="251659269" behindDoc="0" locked="0" layoutInCell="1" allowOverlap="1" wp14:anchorId="49A6E657" wp14:editId="26E65580">
+            <wp:simplePos x="0" y="0"/>
+            <wp:positionH relativeFrom="margin">
+              <wp:align>left</wp:align>
+            </wp:positionH>
+            <wp:positionV relativeFrom="paragraph">
+              <wp:posOffset>190500</wp:posOffset>
+            </wp:positionV>
+            <wp:extent cx="3209692" cy="1805305"/>
+            <wp:effectExtent l="0" t="0" r="0" b="4445"/>
+            <wp:wrapNone/>
+            <wp:docPr id="447749212" name="Picture 1"/>
+            <wp:cNvGraphicFramePr>
+              <a:graphicFrameLocks xmlns:a="http://schemas.openxmlformats.org/drawingml/2006/main" noChangeAspect="1"/>
+            </wp:cNvGraphicFramePr>
+            <a:graphic xmlns:a="http://schemas.openxmlformats.org/drawingml/2006/main">
+              <a:graphicData uri="http://schemas.openxmlformats.org/drawingml/2006/picture">
+                <pic:pic xmlns:pic="http://schemas.openxmlformats.org/drawingml/2006/picture">
+                  <pic:nvPicPr>
+                    <pic:cNvPr id="447749212" name=""/>
+                    <pic:cNvPicPr/>
+                  </pic:nvPicPr>
+                  <pic:blipFill>
+                    <a:blip r:embed="rId14" cstate="print">
+                      <a:extLst>
+                        <a:ext uri="{28A0092B-C50C-407E-A947-70E740481C1C}">
+                          <a14:useLocalDpi xmlns:a14="http://schemas.microsoft.com/office/drawing/2010/main" val="0"/>
+                        </a:ext>
+                      </a:extLst>
+                    </a:blip>
+                    <a:stretch>
+                      <a:fillRect/>
+                    </a:stretch>
+                  </pic:blipFill>
+                  <pic:spPr>
+                    <a:xfrm>
+                      <a:off x="0" y="0"/>
+                      <a:ext cx="3209692" cy="1805305"/>
+                    </a:xfrm>
+                    <a:prstGeom prst="rect">
+                      <a:avLst/>
+                    </a:prstGeom>
+                  </pic:spPr>
+                </pic:pic>
+              </a:graphicData>
+            </a:graphic>
+            <wp14:sizeRelH relativeFrom="margin">
+              <wp14:pctWidth>0</wp14:pctWidth>
+            </wp14:sizeRelH>
+            <wp14:sizeRelV relativeFrom="margin">
+              <wp14:pctHeight>0</wp14:pctHeight>
+            </wp14:sizeRelV>
+          </wp:anchor>
+        </w:drawing>
+      </w:r>
+    </w:p>
+    <w:p/>
+    <w:p/>
+    <w:p/>
+    <w:p/>
+    <w:p/>
     <w:p>
       <w:pPr>
         <w:rPr>
@@ -987,6 +1113,7 @@
           <w:sz w:val="36"/>
           <w:szCs w:val="36"/>
         </w:rPr>
+        <w:lastRenderedPageBreak/>
         <w:t>Font sizes</w:t>
       </w:r>
     </w:p>
@@ -1001,7 +1128,16 @@
         <w:t>Therefore,</w:t>
       </w:r>
       <w:r>
-        <w:t xml:space="preserve"> I decided to increase the font size slightly</w:t>
+        <w:t xml:space="preserve"> I decided to increase the font size</w:t>
+      </w:r>
+      <w:r>
+        <w:t xml:space="preserve"> of main text</w:t>
+      </w:r>
+      <w:r>
+        <w:t xml:space="preserve"> slightly</w:t>
+      </w:r>
+      <w:r>
+        <w:t xml:space="preserve"> (from 18px to 20px)</w:t>
       </w:r>
       <w:r>
         <w:t xml:space="preserve"> to make the website more </w:t>
@@ -1015,10 +1151,133 @@
       <w:r>
         <w:t xml:space="preserve"> to read the content.</w:t>
       </w:r>
-      <w:r>
-        <w:t xml:space="preserve"> []][][][][][</w:t>
-      </w:r>
-    </w:p>
+    </w:p>
+    <w:p>
+      <w:r>
+        <w:drawing>
+          <wp:anchor distT="0" distB="0" distL="114300" distR="114300" simplePos="0" relativeHeight="251662341" behindDoc="0" locked="0" layoutInCell="1" allowOverlap="1" wp14:anchorId="6B16CBCF" wp14:editId="46A54383">
+            <wp:simplePos x="0" y="0"/>
+            <wp:positionH relativeFrom="margin">
+              <wp:posOffset>3482340</wp:posOffset>
+            </wp:positionH>
+            <wp:positionV relativeFrom="paragraph">
+              <wp:posOffset>269240</wp:posOffset>
+            </wp:positionV>
+            <wp:extent cx="3341540" cy="1879464"/>
+            <wp:effectExtent l="0" t="0" r="0" b="6985"/>
+            <wp:wrapNone/>
+            <wp:docPr id="926461226" name="Picture 1"/>
+            <wp:cNvGraphicFramePr>
+              <a:graphicFrameLocks xmlns:a="http://schemas.openxmlformats.org/drawingml/2006/main" noChangeAspect="1"/>
+            </wp:cNvGraphicFramePr>
+            <a:graphic xmlns:a="http://schemas.openxmlformats.org/drawingml/2006/main">
+              <a:graphicData uri="http://schemas.openxmlformats.org/drawingml/2006/picture">
+                <pic:pic xmlns:pic="http://schemas.openxmlformats.org/drawingml/2006/picture">
+                  <pic:nvPicPr>
+                    <pic:cNvPr id="926461226" name=""/>
+                    <pic:cNvPicPr/>
+                  </pic:nvPicPr>
+                  <pic:blipFill>
+                    <a:blip r:embed="rId15" cstate="print">
+                      <a:extLst>
+                        <a:ext uri="{28A0092B-C50C-407E-A947-70E740481C1C}">
+                          <a14:useLocalDpi xmlns:a14="http://schemas.microsoft.com/office/drawing/2010/main" val="0"/>
+                        </a:ext>
+                      </a:extLst>
+                    </a:blip>
+                    <a:stretch>
+                      <a:fillRect/>
+                    </a:stretch>
+                  </pic:blipFill>
+                  <pic:spPr>
+                    <a:xfrm>
+                      <a:off x="0" y="0"/>
+                      <a:ext cx="3341540" cy="1879464"/>
+                    </a:xfrm>
+                    <a:prstGeom prst="rect">
+                      <a:avLst/>
+                    </a:prstGeom>
+                  </pic:spPr>
+                </pic:pic>
+              </a:graphicData>
+            </a:graphic>
+            <wp14:sizeRelH relativeFrom="margin">
+              <wp14:pctWidth>0</wp14:pctWidth>
+            </wp14:sizeRelH>
+            <wp14:sizeRelV relativeFrom="margin">
+              <wp14:pctHeight>0</wp14:pctHeight>
+            </wp14:sizeRelV>
+          </wp:anchor>
+        </w:drawing>
+      </w:r>
+      <w:r>
+        <w:drawing>
+          <wp:anchor distT="0" distB="0" distL="114300" distR="114300" simplePos="0" relativeHeight="251661317" behindDoc="0" locked="0" layoutInCell="1" allowOverlap="1" wp14:anchorId="207FEDB6" wp14:editId="1FCADD9E">
+            <wp:simplePos x="0" y="0"/>
+            <wp:positionH relativeFrom="margin">
+              <wp:posOffset>-175260</wp:posOffset>
+            </wp:positionH>
+            <wp:positionV relativeFrom="paragraph">
+              <wp:posOffset>269240</wp:posOffset>
+            </wp:positionV>
+            <wp:extent cx="3373393" cy="1897380"/>
+            <wp:effectExtent l="0" t="0" r="0" b="7620"/>
+            <wp:wrapNone/>
+            <wp:docPr id="741959261" name="Picture 1"/>
+            <wp:cNvGraphicFramePr>
+              <a:graphicFrameLocks xmlns:a="http://schemas.openxmlformats.org/drawingml/2006/main" noChangeAspect="1"/>
+            </wp:cNvGraphicFramePr>
+            <a:graphic xmlns:a="http://schemas.openxmlformats.org/drawingml/2006/main">
+              <a:graphicData uri="http://schemas.openxmlformats.org/drawingml/2006/picture">
+                <pic:pic xmlns:pic="http://schemas.openxmlformats.org/drawingml/2006/picture">
+                  <pic:nvPicPr>
+                    <pic:cNvPr id="741959261" name=""/>
+                    <pic:cNvPicPr/>
+                  </pic:nvPicPr>
+                  <pic:blipFill>
+                    <a:blip r:embed="rId16" cstate="print">
+                      <a:extLst>
+                        <a:ext uri="{28A0092B-C50C-407E-A947-70E740481C1C}">
+                          <a14:useLocalDpi xmlns:a14="http://schemas.microsoft.com/office/drawing/2010/main" val="0"/>
+                        </a:ext>
+                      </a:extLst>
+                    </a:blip>
+                    <a:stretch>
+                      <a:fillRect/>
+                    </a:stretch>
+                  </pic:blipFill>
+                  <pic:spPr>
+                    <a:xfrm>
+                      <a:off x="0" y="0"/>
+                      <a:ext cx="3373393" cy="1897380"/>
+                    </a:xfrm>
+                    <a:prstGeom prst="rect">
+                      <a:avLst/>
+                    </a:prstGeom>
+                  </pic:spPr>
+                </pic:pic>
+              </a:graphicData>
+            </a:graphic>
+            <wp14:sizeRelH relativeFrom="margin">
+              <wp14:pctWidth>0</wp14:pctWidth>
+            </wp14:sizeRelH>
+            <wp14:sizeRelV relativeFrom="margin">
+              <wp14:pctHeight>0</wp14:pctHeight>
+            </wp14:sizeRelV>
+          </wp:anchor>
+        </w:drawing>
+      </w:r>
+      <w:r>
+        <w:t>Before:                                                                                                 After:</w:t>
+      </w:r>
+    </w:p>
+    <w:p/>
+    <w:p/>
+    <w:p/>
+    <w:p/>
+    <w:p/>
+    <w:p/>
+    <w:p/>
     <w:p>
       <w:pPr>
         <w:rPr>
@@ -1031,70 +1290,139 @@
           <w:sz w:val="36"/>
           <w:szCs w:val="36"/>
         </w:rPr>
-        <w:t>Image complexity</w:t>
-      </w:r>
-    </w:p>
-    <w:p>
-      <w:r>
-        <w:t>This</w:t>
-      </w:r>
-      <w:r>
-        <w:t xml:space="preserve"> question asked users if they preferred simple images</w:t>
-      </w:r>
-      <w:r>
-        <w:t xml:space="preserve"> or complex infographics for the learn sections</w:t>
-      </w:r>
-      <w:r>
-        <w:t xml:space="preserve">. Unanimously responders chose </w:t>
-      </w:r>
-      <w:r>
-        <w:t xml:space="preserve">simple images with the most common theme </w:t>
-      </w:r>
-      <w:r>
-        <w:lastRenderedPageBreak/>
-        <w:t>being the infographics were overwhelming and not helpful.</w:t>
-      </w:r>
-      <w:r>
-        <w:t xml:space="preserve"> </w:t>
-      </w:r>
-      <w:r>
-        <w:t>Because of this feedback I went through the learn section and changed every complex infographic</w:t>
-      </w:r>
-      <w:r>
-        <w:t>, this made the design feel more consistent as the images were much more similar</w:t>
-      </w:r>
-      <w:r>
-        <w:t xml:space="preserve"> and less overwhelming which improved the usability as minimalist aesthetic allowing users to learn</w:t>
-      </w:r>
-      <w:r>
-        <w:t xml:space="preserve"> with less distractions</w:t>
-      </w:r>
-      <w:r>
-        <w:t>. An example of an image changed is below.</w:t>
-      </w:r>
-      <w:r>
-        <w:t xml:space="preserve"> </w:t>
-      </w:r>
-    </w:p>
-    <w:p>
-      <w:pPr>
+        <w:t>Image complexit</w:t>
+      </w:r>
+      <w:r>
         <w:rPr>
           <w:sz w:val="36"/>
           <w:szCs w:val="36"/>
         </w:rPr>
-      </w:pPr>
-      <w:r>
+        <w:t>y</w:t>
+      </w:r>
+    </w:p>
+    <w:p>
+      <w:r>
+        <w:t>This question asked users if they preferred simple images</w:t>
+      </w:r>
+      <w:r>
+        <w:t xml:space="preserve"> or complex infographics for the learn sections</w:t>
+      </w:r>
+      <w:r>
+        <w:t xml:space="preserve">. Unanimously responders chose </w:t>
+      </w:r>
+      <w:r>
+        <w:t>simple images with the most common theme being the infographics were overwhelming and not helpful.</w:t>
+      </w:r>
+      <w:r>
+        <w:t xml:space="preserve"> </w:t>
+      </w:r>
+      <w:r>
+        <w:t>Because of this feedback I went through the learn section and changed every complex infographic</w:t>
+      </w:r>
+      <w:r>
+        <w:t>, this made the design feel more consistent as the images were much more similar</w:t>
+      </w:r>
+      <w:r>
+        <w:t xml:space="preserve"> and less overwhelming which improved the usability as minimalist aesthetic allowing users to learn</w:t>
+      </w:r>
+      <w:r>
+        <w:t xml:space="preserve"> with less distractions</w:t>
+      </w:r>
+      <w:r>
+        <w:t>. An example of an image changed is below.</w:t>
+      </w:r>
+      <w:r>
+        <w:t xml:space="preserve"> </w:t>
+      </w:r>
+    </w:p>
+    <w:p>
+      <w:r>
+        <w:t>Before:                                                                                                                    After:</w:t>
+      </w:r>
+    </w:p>
+    <w:p>
+      <w:r>
+        <w:drawing>
+          <wp:anchor distT="0" distB="0" distL="114300" distR="114300" simplePos="0" relativeHeight="251663365" behindDoc="0" locked="0" layoutInCell="1" allowOverlap="1" wp14:anchorId="43B2AF44" wp14:editId="3D8C33A0">
+            <wp:simplePos x="0" y="0"/>
+            <wp:positionH relativeFrom="column">
+              <wp:posOffset>122555</wp:posOffset>
+            </wp:positionH>
+            <wp:positionV relativeFrom="paragraph">
+              <wp:posOffset>23495</wp:posOffset>
+            </wp:positionV>
+            <wp:extent cx="3360420" cy="1889702"/>
+            <wp:effectExtent l="0" t="0" r="0" b="0"/>
+            <wp:wrapNone/>
+            <wp:docPr id="1396296875" name="Picture 1"/>
+            <wp:cNvGraphicFramePr>
+              <a:graphicFrameLocks xmlns:a="http://schemas.openxmlformats.org/drawingml/2006/main" noChangeAspect="1"/>
+            </wp:cNvGraphicFramePr>
+            <a:graphic xmlns:a="http://schemas.openxmlformats.org/drawingml/2006/main">
+              <a:graphicData uri="http://schemas.openxmlformats.org/drawingml/2006/picture">
+                <pic:pic xmlns:pic="http://schemas.openxmlformats.org/drawingml/2006/picture">
+                  <pic:nvPicPr>
+                    <pic:cNvPr id="1396296875" name=""/>
+                    <pic:cNvPicPr/>
+                  </pic:nvPicPr>
+                  <pic:blipFill>
+                    <a:blip r:embed="rId17" cstate="print">
+                      <a:extLst>
+                        <a:ext uri="{28A0092B-C50C-407E-A947-70E740481C1C}">
+                          <a14:useLocalDpi xmlns:a14="http://schemas.microsoft.com/office/drawing/2010/main" val="0"/>
+                        </a:ext>
+                      </a:extLst>
+                    </a:blip>
+                    <a:stretch>
+                      <a:fillRect/>
+                    </a:stretch>
+                  </pic:blipFill>
+                  <pic:spPr>
+                    <a:xfrm>
+                      <a:off x="0" y="0"/>
+                      <a:ext cx="3372904" cy="1896722"/>
+                    </a:xfrm>
+                    <a:prstGeom prst="rect">
+                      <a:avLst/>
+                    </a:prstGeom>
+                  </pic:spPr>
+                </pic:pic>
+              </a:graphicData>
+            </a:graphic>
+            <wp14:sizeRelH relativeFrom="margin">
+              <wp14:pctWidth>0</wp14:pctWidth>
+            </wp14:sizeRelH>
+            <wp14:sizeRelV relativeFrom="margin">
+              <wp14:pctHeight>0</wp14:pctHeight>
+            </wp14:sizeRelV>
+          </wp:anchor>
+        </w:drawing>
+      </w:r>
+    </w:p>
+    <w:p/>
+    <w:p/>
+    <w:p/>
+    <w:p/>
+    <w:p>
+      <w:pPr>
         <w:rPr>
           <w:sz w:val="36"/>
           <w:szCs w:val="36"/>
         </w:rPr>
-        <w:t>Open improvement questions</w:t>
-      </w:r>
+      </w:pPr>
       <w:r>
         <w:rPr>
           <w:sz w:val="36"/>
           <w:szCs w:val="36"/>
         </w:rPr>
+        <w:lastRenderedPageBreak/>
+        <w:t>Open improvement questions</w:t>
+      </w:r>
+      <w:r>
+        <w:rPr>
+          <w:sz w:val="36"/>
+          <w:szCs w:val="36"/>
+        </w:rPr>
         <w:t xml:space="preserve"> and reflection</w:t>
       </w:r>
     </w:p>
@@ -1109,13 +1437,21 @@
         <w:t xml:space="preserve">hought I [they] should” so I </w:t>
       </w:r>
       <w:r>
-        <w:t>disregarded the suggestion since I nor any other tr</w:t>
+        <w:t xml:space="preserve">disregarded the suggestion since I nor any other </w:t>
+      </w:r>
+      <w:proofErr w:type="spellStart"/>
+      <w:r>
+        <w:t>tr</w:t>
       </w:r>
       <w:r>
         <w:t>ial</w:t>
       </w:r>
       <w:r>
-        <w:t xml:space="preserve">lers felt </w:t>
+        <w:t>lers</w:t>
+      </w:r>
+      <w:proofErr w:type="spellEnd"/>
+      <w:r>
+        <w:t xml:space="preserve"> felt </w:t>
       </w:r>
       <w:r>
         <w:t>the same way</w:t>
@@ -1149,7 +1485,15 @@
         <w:t>‘</w:t>
       </w:r>
       <w:r>
-        <w:t>tests\trialling_images\round_2\play_screen_recording.mp4</w:t>
+        <w:t>tests\</w:t>
+      </w:r>
+      <w:proofErr w:type="spellStart"/>
+      <w:r>
+        <w:t>trialling_images</w:t>
+      </w:r>
+      <w:proofErr w:type="spellEnd"/>
+      <w:r>
+        <w:t>\round_2\play_screen_recording.mp4</w:t>
       </w:r>
       <w:r>
         <w:t>’) of the play experience and asked users if they had any improvements, none were given</w:t>
